--- a/vkr.docx
+++ b/vkr.docx
@@ -8209,6 +8209,17 @@
       <w:r>
         <w:t>Целью данной выпускной квалифицированной работы является разработка платформы – социальной сети для геймеров, которая позволит удобно систематизировать игровой опыт.</w:t>
       </w:r>
+      <w:r>
+        <w:t xml:space="preserve"> Под систематизацией игрового опыта мы понимаем: ведение библиотеки и </w:t>
+      </w:r>
+      <w:proofErr w:type="gramStart"/>
+      <w:r>
+        <w:t>анти библиотеки</w:t>
+      </w:r>
+      <w:proofErr w:type="gramEnd"/>
+      <w:r>
+        <w:t xml:space="preserve"> игр, назначать играм различные статусы по этапам прохождения, вести статистику по прохождениям.</w:t>
+      </w:r>
     </w:p>
     <w:p>
       <w:r>
@@ -8389,35 +8400,34 @@
         </w:numPr>
       </w:pPr>
       <w:r>
-        <w:t>О</w:t>
-      </w:r>
-      <w:r>
-        <w:t>ценить практическую значимость и перспективы развития системы</w:t>
-      </w:r>
-      <w:r>
-        <w:t>.</w:t>
-      </w:r>
-    </w:p>
-    <w:p/>
-    <w:p>
-      <w:pPr>
-        <w:pStyle w:val="a0"/>
-        <w:rPr>
-          <w:lang w:val="ru-RU"/>
-        </w:rPr>
-      </w:pPr>
+        <w:lastRenderedPageBreak/>
+        <w:t>Оценить практическую значимость и перспективы развития системы</w:t>
+      </w:r>
     </w:p>
     <w:p>
       <w:pPr>
         <w:spacing w:after="160" w:line="278" w:lineRule="auto"/>
         <w:ind w:firstLine="0"/>
+        <w:jc w:val="left"/>
         <w:rPr>
           <w:szCs w:val="28"/>
         </w:rPr>
       </w:pPr>
       <w:r>
+        <w:rPr>
+          <w:szCs w:val="28"/>
+        </w:rPr>
         <w:br w:type="page"/>
       </w:r>
+    </w:p>
+    <w:p>
+      <w:pPr>
+        <w:spacing w:after="160" w:line="278" w:lineRule="auto"/>
+        <w:ind w:firstLine="0"/>
+        <w:rPr>
+          <w:szCs w:val="28"/>
+        </w:rPr>
+      </w:pPr>
     </w:p>
     <w:p>
       <w:pPr>
@@ -8426,12 +8436,1822 @@
       <w:bookmarkStart w:id="3" w:name="_Toc219302294"/>
       <w:bookmarkStart w:id="4" w:name="_Toc219303520"/>
       <w:r>
-        <w:lastRenderedPageBreak/>
-        <w:t>Глава 1. Теоретическая часть</w:t>
+        <w:t xml:space="preserve">Глава 1. </w:t>
       </w:r>
       <w:bookmarkEnd w:id="3"/>
       <w:bookmarkEnd w:id="4"/>
+      <w:r>
+        <w:t>Анализ рынка игровых сервисов и теоретические основы разработки веб-платформ</w:t>
+      </w:r>
     </w:p>
+    <w:p>
+      <w:pPr>
+        <w:spacing w:line="480" w:lineRule="auto"/>
+      </w:pPr>
+    </w:p>
+    <w:p>
+      <w:pPr>
+        <w:pStyle w:val="Heading2"/>
+        <w:numPr>
+          <w:ilvl w:val="1"/>
+          <w:numId w:val="7"/>
+        </w:numPr>
+      </w:pPr>
+      <w:r>
+        <w:t>Анализ предметной области</w:t>
+      </w:r>
+    </w:p>
+    <w:p>
+      <w:pPr>
+        <w:spacing w:line="480" w:lineRule="auto"/>
+      </w:pPr>
+    </w:p>
+    <w:p>
+      <w:r>
+        <w:t xml:space="preserve">Начать стоит с исследования процесса перехода от физический носителей к развитым облачным цифровым платформам. </w:t>
+      </w:r>
+    </w:p>
+    <w:p>
+      <w:r>
+        <w:t>Однозначно, появление цифровых платформ связано с внедрением Интернета в повседневную жизнь людей. Интернет - в</w:t>
+      </w:r>
+      <w:r>
+        <w:t>семирная информационная компьютерная сеть, связывающая между собой как пользователей компьютерных сетей, так и пользователей индивидуальных компьютеров для обмена информацией.</w:t>
+      </w:r>
+      <w:r>
+        <w:t xml:space="preserve"> </w:t>
+      </w:r>
+      <w:r>
+        <w:t>Развитие сети Интернет стало одним из ключевых технологических факторов, повлиявших на способы распространения цифровой информации. Истоки Интернета восходят к концу 1960-х годов, когда в США была создана сеть ARPANET, разработанная при поддержке Агентства перспективных исследовательских проектов Министерства обороны США (ARPA). Основной целью проекта являлось создание устойчивой системы передачи данных между удалёнными вычислительными центрами. В 1969 году были установлены первые соединения между университетами Калифорнии и Юго-Запада США, что положило начало развитию распределённых сетей передачи данных.</w:t>
+      </w:r>
+      <w:r>
+        <w:t xml:space="preserve"> </w:t>
+      </w:r>
+      <w:r>
+        <w:t xml:space="preserve">В конце 1980-х годов британский учёный Тим Бернерс-Ли разработал технологию World Wide Web, предложив гипертекстовую систему организации информации и протокол HTTP. В 1991 году Всемирная паутина стала общедоступной, что существенно упростило доступ пользователей к информации и способствовало стремительному росту числа интернет-ресурсов. Появление веб-браузеров, таких как </w:t>
+      </w:r>
+      <w:proofErr w:type="spellStart"/>
+      <w:r>
+        <w:t>Mosaic</w:t>
+      </w:r>
+      <w:proofErr w:type="spellEnd"/>
+      <w:r>
+        <w:t xml:space="preserve"> и Netscape Navigator, сделало Интернет доступным для широкой аудитории</w:t>
+      </w:r>
+      <w:r>
+        <w:t xml:space="preserve">. </w:t>
+      </w:r>
+      <w:r>
+        <w:t xml:space="preserve">В середине 1990-х годов началась коммерциализация Интернета. Расширение каналов связи и распространение персональных компьютеров привели к резкому </w:t>
+      </w:r>
+      <w:r>
+        <w:lastRenderedPageBreak/>
+        <w:t>увеличению числа пользователей. Интернет стал использоваться не только для обмена научной информацией, но и для электронной коммерции, общения и распространения цифрового контента.</w:t>
+      </w:r>
+      <w:r>
+        <w:t xml:space="preserve"> В то же время появилось одно из первых приложений для обмена файлами </w:t>
+      </w:r>
+      <w:r>
+        <w:rPr>
+          <w:lang w:val="en-US"/>
+        </w:rPr>
+        <w:t>MP</w:t>
+      </w:r>
+      <w:r>
+        <w:t xml:space="preserve">3 </w:t>
+      </w:r>
+      <w:r>
+        <w:t xml:space="preserve">через Интернет - </w:t>
+      </w:r>
+      <w:r>
+        <w:rPr>
+          <w:lang w:val="en-US"/>
+        </w:rPr>
+        <w:t>Napster</w:t>
+      </w:r>
+      <w:r>
+        <w:t xml:space="preserve">. </w:t>
+      </w:r>
+      <w:r>
+        <w:t>Появление Napster стало переломным моментом в истории распространения цифрового контента. Сервис продемонстрировал потенциал Интернета как среды массового обмена мультимедийной информацией и оказал значительное влияние на последующее развитие цифровой дистрибуции, потоковых сервисов и онлайн-платформ распространения контента.</w:t>
+      </w:r>
+      <w:r>
+        <w:t xml:space="preserve"> После </w:t>
+      </w:r>
+      <w:r>
+        <w:rPr>
+          <w:lang w:val="en-US"/>
+        </w:rPr>
+        <w:t>Napster</w:t>
+      </w:r>
+      <w:r>
+        <w:t xml:space="preserve"> </w:t>
+      </w:r>
+      <w:r>
+        <w:t>стали появляться другие цифровые сервисы, например</w:t>
+      </w:r>
+      <w:r>
+        <w:t xml:space="preserve"> </w:t>
+      </w:r>
+      <w:r>
+        <w:rPr>
+          <w:lang w:val="en-US"/>
+        </w:rPr>
+        <w:t>iTunes</w:t>
+      </w:r>
+      <w:r>
+        <w:t xml:space="preserve"> </w:t>
+      </w:r>
+      <w:r>
+        <w:t xml:space="preserve">от компании </w:t>
+      </w:r>
+      <w:r>
+        <w:rPr>
+          <w:lang w:val="en-US"/>
+        </w:rPr>
+        <w:t>Apple</w:t>
+      </w:r>
+      <w:r>
+        <w:t xml:space="preserve">. </w:t>
+      </w:r>
+    </w:p>
+    <w:p>
+      <w:r>
+        <w:t xml:space="preserve">Игровая индустрия тоже начала претерпевать изменения. Также как и музыка игры передавались физически. Но в 2002 году компания </w:t>
+      </w:r>
+      <w:r>
+        <w:rPr>
+          <w:lang w:val="en-US"/>
+        </w:rPr>
+        <w:t>Valve</w:t>
+      </w:r>
+      <w:r>
+        <w:t xml:space="preserve"> </w:t>
+      </w:r>
+      <w:r>
+        <w:t xml:space="preserve">представила продукт </w:t>
+      </w:r>
+      <w:r>
+        <w:rPr>
+          <w:lang w:val="en-US"/>
+        </w:rPr>
+        <w:t>Steam</w:t>
+      </w:r>
+      <w:r>
+        <w:t xml:space="preserve">. Изначально он не планировался как площадка для распространения цифровых товаров. Компания задумывала его как инструмент для автоматического обновления игр </w:t>
+      </w:r>
+      <w:r>
+        <w:rPr>
+          <w:lang w:val="en-US"/>
+        </w:rPr>
+        <w:t>Valve</w:t>
+      </w:r>
+      <w:r>
+        <w:t xml:space="preserve">. Когда же компания объявила о том, что хочет превратить игры в цифровой магазин, игроки и компании восприняли эту скептически. Но </w:t>
+      </w:r>
+      <w:r>
+        <w:rPr>
+          <w:lang w:val="en-US"/>
+        </w:rPr>
+        <w:t>Steam</w:t>
+      </w:r>
+      <w:r>
+        <w:t xml:space="preserve"> о</w:t>
+      </w:r>
+      <w:r>
+        <w:t>бновлялся, улучшал свою работу и все больше и больше людей становились его пользователями</w:t>
+      </w:r>
+    </w:p>
+    <w:p>
+      <w:pPr>
+        <w:spacing w:line="480" w:lineRule="auto"/>
+      </w:pPr>
+    </w:p>
+    <w:p>
+      <w:pPr>
+        <w:pStyle w:val="Heading2"/>
+        <w:spacing w:line="480" w:lineRule="auto"/>
+      </w:pPr>
+      <w:proofErr w:type="spellStart"/>
+      <w:r>
+        <w:t>1</w:t>
+      </w:r>
+      <w:proofErr w:type="spellEnd"/>
+      <w:r>
+        <w:t>.2 Анализ</w:t>
+      </w:r>
+      <w:r>
+        <w:t xml:space="preserve"> существующих игровых платформ</w:t>
+      </w:r>
+    </w:p>
+    <w:p>
+      <w:r>
+        <w:t xml:space="preserve">На данный момент самой популярной игровой платформой является </w:t>
+      </w:r>
+      <w:r>
+        <w:rPr>
+          <w:lang w:val="en-US"/>
+        </w:rPr>
+        <w:t>Steam</w:t>
+      </w:r>
+      <w:r>
+        <w:t xml:space="preserve">. </w:t>
+      </w:r>
+      <w:r>
+        <w:rPr>
+          <w:lang w:val="en-US"/>
+        </w:rPr>
+        <w:t>Steam</w:t>
+      </w:r>
+      <w:r>
+        <w:t xml:space="preserve"> – </w:t>
+      </w:r>
+      <w:r>
+        <w:t xml:space="preserve">это </w:t>
+      </w:r>
+      <w:r>
+        <w:t xml:space="preserve">онлайн-сервис цифрового распространения компьютерных игр и программ, разработанный и поддерживаемый компанией </w:t>
+      </w:r>
+      <w:proofErr w:type="spellStart"/>
+      <w:r>
+        <w:t>Valve</w:t>
+      </w:r>
+      <w:proofErr w:type="spellEnd"/>
+      <w:r>
+        <w:t xml:space="preserve">. </w:t>
+      </w:r>
+      <w:proofErr w:type="spellStart"/>
+      <w:r>
+        <w:t>Steam</w:t>
+      </w:r>
+      <w:proofErr w:type="spellEnd"/>
+      <w:r>
+        <w:t xml:space="preserve"> выполняет роль средства технической защиты авторских прав, платформы для многопользовательских игр и потокового вещания, а также социальной сети для игроков. </w:t>
+      </w:r>
+      <w:r>
+        <w:t xml:space="preserve">Программный клиент </w:t>
+      </w:r>
+      <w:proofErr w:type="spellStart"/>
+      <w:r>
+        <w:t>Steam</w:t>
+      </w:r>
+      <w:proofErr w:type="spellEnd"/>
+      <w:r>
+        <w:t xml:space="preserve"> обеспечивает установку и регулярное обновление игр, поддержку облачных сохранений, а также текстовую и голосовую коммуникацию между пользователями. Кроме того, сервис предоставляет пользователям доступ к библиотеке приобретённых игр, позволяет отслеживать </w:t>
+      </w:r>
+      <w:r>
+        <w:lastRenderedPageBreak/>
+        <w:t xml:space="preserve">игровую активность друзей, получать достижения и повышать уровень профиля. Несмотря на широкий спектр функций, основная цель </w:t>
+      </w:r>
+      <w:proofErr w:type="spellStart"/>
+      <w:r>
+        <w:t>Steam</w:t>
+      </w:r>
+      <w:proofErr w:type="spellEnd"/>
+      <w:r>
+        <w:t xml:space="preserve"> заключается именно в распространении цифрового игрового контента, тогда как систематизация и анализ игрового опыта пользователя остаются второстепенными задачами.</w:t>
+      </w:r>
+    </w:p>
+    <w:p>
+      <w:r>
+        <w:t xml:space="preserve">Существенным конкурентом </w:t>
+      </w:r>
+      <w:proofErr w:type="spellStart"/>
+      <w:r>
+        <w:t>Steam</w:t>
+      </w:r>
+      <w:proofErr w:type="spellEnd"/>
+      <w:r>
+        <w:t xml:space="preserve"> является </w:t>
+      </w:r>
+      <w:proofErr w:type="spellStart"/>
+      <w:r>
+        <w:t>Epic</w:t>
+      </w:r>
+      <w:proofErr w:type="spellEnd"/>
+      <w:r>
+        <w:t xml:space="preserve"> Games Store — онлайн-сервис цифрового распространения компьютерных игр, разработанный и управляемый американской компанией </w:t>
+      </w:r>
+      <w:proofErr w:type="spellStart"/>
+      <w:r>
+        <w:t>Epic</w:t>
+      </w:r>
+      <w:proofErr w:type="spellEnd"/>
+      <w:r>
+        <w:t xml:space="preserve"> Games. По своему функциональному назначению платформа во многом аналогична </w:t>
+      </w:r>
+      <w:proofErr w:type="spellStart"/>
+      <w:r>
+        <w:t>Steam</w:t>
+      </w:r>
+      <w:proofErr w:type="spellEnd"/>
+      <w:r>
+        <w:t xml:space="preserve">: она обеспечивает приобретение и загрузку игр, взаимодействие пользователей и доступ к библиотеке контента. Вместе с тем </w:t>
+      </w:r>
+      <w:proofErr w:type="spellStart"/>
+      <w:r>
+        <w:t>Epic</w:t>
+      </w:r>
+      <w:proofErr w:type="spellEnd"/>
+      <w:r>
+        <w:t xml:space="preserve"> Games Store активно привлекает аудиторию посредством эксклюзивных релизов и регулярных бесплатных раздач игр.</w:t>
+      </w:r>
+      <w:r>
+        <w:t xml:space="preserve"> </w:t>
+      </w:r>
+    </w:p>
+    <w:p>
+      <w:r>
+        <w:t xml:space="preserve">Помимо сервисов цифровой дистрибуции существует веб-приложение </w:t>
+      </w:r>
+      <w:proofErr w:type="spellStart"/>
+      <w:r>
+        <w:t>HowLongToBeat</w:t>
+      </w:r>
+      <w:proofErr w:type="spellEnd"/>
+      <w:r>
+        <w:t>: The Game, которое ориентировано не на продажу игр, а на систематизацию игрового опыта пользователей. Данное приложение позволяет отслеживать игровую активность друзей, получать информацию о среднем времени прохождения игр, формировать списки уже пройденных и запланированных проектов, а также участвовать в обсуждениях. Таким образом, сервис способствует более осознанному планированию игрового времени и управлению личным игровым каталогом.</w:t>
+      </w:r>
+      <w:r>
+        <w:t xml:space="preserve"> </w:t>
+      </w:r>
+      <w:r>
+        <w:t xml:space="preserve">Основными недостатками </w:t>
+      </w:r>
+      <w:proofErr w:type="spellStart"/>
+      <w:r>
+        <w:t>HowLongToBeat</w:t>
+      </w:r>
+      <w:proofErr w:type="spellEnd"/>
+      <w:r>
+        <w:t xml:space="preserve"> являются ограниченная доступность для пользователей рунета и отсутствие русскоязычной локализации интерфейса, что снижает удобство его использования для русскоязычной аудитории.</w:t>
+      </w:r>
+    </w:p>
+    <w:p>
+      <w:r>
+        <w:t>В Таблице 1.1 приведено сравнение различных игровых платформ.</w:t>
+      </w:r>
+    </w:p>
+    <w:p>
+      <w:pPr>
+        <w:spacing w:line="240" w:lineRule="auto"/>
+      </w:pPr>
+    </w:p>
+    <w:p>
+      <w:pPr>
+        <w:jc w:val="center"/>
+        <w:rPr>
+          <w:b/>
+          <w:bCs/>
+        </w:rPr>
+      </w:pPr>
+      <w:r>
+        <w:rPr>
+          <w:b/>
+          <w:bCs/>
+        </w:rPr>
+        <w:t>Таблица 1.1 – Сравнение игровых платформ</w:t>
+      </w:r>
+    </w:p>
+    <w:tbl>
+      <w:tblPr>
+        <w:tblStyle w:val="TableGrid"/>
+        <w:tblW w:w="0" w:type="auto"/>
+        <w:tblLook w:val="04A0" w:firstRow="1" w:lastRow="0" w:firstColumn="1" w:lastColumn="0" w:noHBand="0" w:noVBand="1"/>
+      </w:tblPr>
+      <w:tblGrid>
+        <w:gridCol w:w="2020"/>
+        <w:gridCol w:w="2591"/>
+        <w:gridCol w:w="2449"/>
+        <w:gridCol w:w="2851"/>
+      </w:tblGrid>
+      <w:tr>
+        <w:tc>
+          <w:tcPr>
+            <w:tcW w:w="0" w:type="auto"/>
+            <w:hideMark/>
+          </w:tcPr>
+          <w:p>
+            <w:pPr>
+              <w:spacing w:line="240" w:lineRule="auto"/>
+              <w:ind w:firstLine="0"/>
+              <w:jc w:val="center"/>
+              <w:rPr>
+                <w:b/>
+                <w:bCs/>
+                <w:sz w:val="24"/>
+                <w:lang w:val="en-RU" w:eastAsia="en-GB"/>
+              </w:rPr>
+            </w:pPr>
+            <w:r>
+              <w:rPr>
+                <w:b/>
+                <w:bCs/>
+                <w:sz w:val="24"/>
+                <w:lang w:val="en-RU" w:eastAsia="en-GB"/>
+              </w:rPr>
+              <w:t>Критерий</w:t>
+            </w:r>
+          </w:p>
+        </w:tc>
+        <w:tc>
+          <w:tcPr>
+            <w:tcW w:w="0" w:type="auto"/>
+            <w:hideMark/>
+          </w:tcPr>
+          <w:p>
+            <w:pPr>
+              <w:spacing w:line="240" w:lineRule="auto"/>
+              <w:ind w:firstLine="0"/>
+              <w:jc w:val="center"/>
+              <w:rPr>
+                <w:b/>
+                <w:bCs/>
+                <w:sz w:val="24"/>
+                <w:lang w:val="en-RU" w:eastAsia="en-GB"/>
+              </w:rPr>
+            </w:pPr>
+            <w:r>
+              <w:rPr>
+                <w:b/>
+                <w:bCs/>
+                <w:sz w:val="24"/>
+                <w:lang w:val="en-RU" w:eastAsia="en-GB"/>
+              </w:rPr>
+              <w:t>Steam</w:t>
+            </w:r>
+          </w:p>
+        </w:tc>
+        <w:tc>
+          <w:tcPr>
+            <w:tcW w:w="0" w:type="auto"/>
+            <w:hideMark/>
+          </w:tcPr>
+          <w:p>
+            <w:pPr>
+              <w:spacing w:line="240" w:lineRule="auto"/>
+              <w:ind w:firstLine="0"/>
+              <w:jc w:val="center"/>
+              <w:rPr>
+                <w:b/>
+                <w:bCs/>
+                <w:sz w:val="24"/>
+                <w:lang w:val="en-RU" w:eastAsia="en-GB"/>
+              </w:rPr>
+            </w:pPr>
+            <w:r>
+              <w:rPr>
+                <w:b/>
+                <w:bCs/>
+                <w:sz w:val="24"/>
+                <w:lang w:val="en-RU" w:eastAsia="en-GB"/>
+              </w:rPr>
+              <w:t>Epic Games Store</w:t>
+            </w:r>
+          </w:p>
+        </w:tc>
+        <w:tc>
+          <w:tcPr>
+            <w:tcW w:w="0" w:type="auto"/>
+            <w:hideMark/>
+          </w:tcPr>
+          <w:p>
+            <w:pPr>
+              <w:spacing w:line="240" w:lineRule="auto"/>
+              <w:ind w:firstLine="0"/>
+              <w:jc w:val="center"/>
+              <w:rPr>
+                <w:b/>
+                <w:bCs/>
+                <w:sz w:val="24"/>
+                <w:lang w:val="en-RU" w:eastAsia="en-GB"/>
+              </w:rPr>
+            </w:pPr>
+            <w:r>
+              <w:rPr>
+                <w:b/>
+                <w:bCs/>
+                <w:sz w:val="24"/>
+                <w:lang w:val="en-RU" w:eastAsia="en-GB"/>
+              </w:rPr>
+              <w:t>HowLongToBeat: The Game</w:t>
+            </w:r>
+          </w:p>
+        </w:tc>
+      </w:tr>
+      <w:tr>
+        <w:tc>
+          <w:tcPr>
+            <w:tcW w:w="0" w:type="auto"/>
+            <w:hideMark/>
+          </w:tcPr>
+          <w:p>
+            <w:pPr>
+              <w:spacing w:line="240" w:lineRule="auto"/>
+              <w:ind w:firstLine="0"/>
+              <w:jc w:val="left"/>
+              <w:rPr>
+                <w:sz w:val="24"/>
+                <w:lang w:val="en-RU" w:eastAsia="en-GB"/>
+              </w:rPr>
+            </w:pPr>
+            <w:r>
+              <w:rPr>
+                <w:b/>
+                <w:bCs/>
+                <w:sz w:val="24"/>
+                <w:lang w:val="en-RU" w:eastAsia="en-GB"/>
+              </w:rPr>
+              <w:t>Разработчик</w:t>
+            </w:r>
+          </w:p>
+        </w:tc>
+        <w:tc>
+          <w:tcPr>
+            <w:tcW w:w="0" w:type="auto"/>
+            <w:hideMark/>
+          </w:tcPr>
+          <w:p>
+            <w:pPr>
+              <w:spacing w:line="240" w:lineRule="auto"/>
+              <w:ind w:firstLine="0"/>
+              <w:rPr>
+                <w:sz w:val="24"/>
+                <w:lang w:val="en-RU" w:eastAsia="en-GB"/>
+              </w:rPr>
+            </w:pPr>
+            <w:r>
+              <w:rPr>
+                <w:sz w:val="24"/>
+                <w:lang w:val="en-RU" w:eastAsia="en-GB"/>
+              </w:rPr>
+              <w:t>Valve</w:t>
+            </w:r>
+          </w:p>
+        </w:tc>
+        <w:tc>
+          <w:tcPr>
+            <w:tcW w:w="0" w:type="auto"/>
+            <w:hideMark/>
+          </w:tcPr>
+          <w:p>
+            <w:pPr>
+              <w:spacing w:line="240" w:lineRule="auto"/>
+              <w:ind w:firstLine="0"/>
+              <w:rPr>
+                <w:sz w:val="24"/>
+                <w:lang w:val="en-RU" w:eastAsia="en-GB"/>
+              </w:rPr>
+            </w:pPr>
+            <w:r>
+              <w:rPr>
+                <w:sz w:val="24"/>
+                <w:lang w:val="en-RU" w:eastAsia="en-GB"/>
+              </w:rPr>
+              <w:t>Epic Games</w:t>
+            </w:r>
+          </w:p>
+        </w:tc>
+        <w:tc>
+          <w:tcPr>
+            <w:tcW w:w="0" w:type="auto"/>
+            <w:hideMark/>
+          </w:tcPr>
+          <w:p>
+            <w:pPr>
+              <w:spacing w:line="240" w:lineRule="auto"/>
+              <w:ind w:firstLine="0"/>
+              <w:rPr>
+                <w:sz w:val="24"/>
+                <w:lang w:val="en-RU" w:eastAsia="en-GB"/>
+              </w:rPr>
+            </w:pPr>
+            <w:r>
+              <w:rPr>
+                <w:sz w:val="24"/>
+                <w:lang w:val="en-RU" w:eastAsia="en-GB"/>
+              </w:rPr>
+              <w:t>HowLongToBeat</w:t>
+            </w:r>
+          </w:p>
+        </w:tc>
+      </w:tr>
+      <w:tr>
+        <w:tc>
+          <w:tcPr>
+            <w:tcW w:w="0" w:type="auto"/>
+            <w:hideMark/>
+          </w:tcPr>
+          <w:p>
+            <w:pPr>
+              <w:spacing w:line="240" w:lineRule="auto"/>
+              <w:ind w:firstLine="0"/>
+              <w:jc w:val="left"/>
+              <w:rPr>
+                <w:sz w:val="24"/>
+                <w:lang w:val="en-RU" w:eastAsia="en-GB"/>
+              </w:rPr>
+            </w:pPr>
+            <w:r>
+              <w:rPr>
+                <w:b/>
+                <w:bCs/>
+                <w:sz w:val="24"/>
+                <w:lang w:val="en-RU" w:eastAsia="en-GB"/>
+              </w:rPr>
+              <w:t>Основное назначение</w:t>
+            </w:r>
+          </w:p>
+        </w:tc>
+        <w:tc>
+          <w:tcPr>
+            <w:tcW w:w="0" w:type="auto"/>
+            <w:hideMark/>
+          </w:tcPr>
+          <w:p>
+            <w:pPr>
+              <w:spacing w:line="240" w:lineRule="auto"/>
+              <w:ind w:firstLine="0"/>
+              <w:jc w:val="left"/>
+              <w:rPr>
+                <w:sz w:val="24"/>
+                <w:lang w:val="en-RU" w:eastAsia="en-GB"/>
+              </w:rPr>
+            </w:pPr>
+            <w:r>
+              <w:rPr>
+                <w:sz w:val="24"/>
+                <w:lang w:val="en-RU" w:eastAsia="en-GB"/>
+              </w:rPr>
+              <w:t>Цифровое распространение игр и программ</w:t>
+            </w:r>
+          </w:p>
+        </w:tc>
+        <w:tc>
+          <w:tcPr>
+            <w:tcW w:w="0" w:type="auto"/>
+            <w:hideMark/>
+          </w:tcPr>
+          <w:p>
+            <w:pPr>
+              <w:spacing w:line="240" w:lineRule="auto"/>
+              <w:ind w:firstLine="0"/>
+              <w:jc w:val="left"/>
+              <w:rPr>
+                <w:sz w:val="24"/>
+                <w:lang w:val="en-RU" w:eastAsia="en-GB"/>
+              </w:rPr>
+            </w:pPr>
+            <w:r>
+              <w:rPr>
+                <w:sz w:val="24"/>
+                <w:lang w:val="en-RU" w:eastAsia="en-GB"/>
+              </w:rPr>
+              <w:t>Цифровое распространение игр</w:t>
+            </w:r>
+          </w:p>
+        </w:tc>
+        <w:tc>
+          <w:tcPr>
+            <w:tcW w:w="0" w:type="auto"/>
+            <w:hideMark/>
+          </w:tcPr>
+          <w:p>
+            <w:pPr>
+              <w:spacing w:line="240" w:lineRule="auto"/>
+              <w:ind w:firstLine="0"/>
+              <w:jc w:val="left"/>
+              <w:rPr>
+                <w:sz w:val="24"/>
+                <w:lang w:val="en-RU" w:eastAsia="en-GB"/>
+              </w:rPr>
+            </w:pPr>
+            <w:r>
+              <w:rPr>
+                <w:sz w:val="24"/>
+                <w:lang w:val="en-RU" w:eastAsia="en-GB"/>
+              </w:rPr>
+              <w:t>Отслеживание прохождения и управление игровым списком</w:t>
+            </w:r>
+          </w:p>
+        </w:tc>
+      </w:tr>
+      <w:tr>
+        <w:tc>
+          <w:tcPr>
+            <w:tcW w:w="0" w:type="auto"/>
+            <w:hideMark/>
+          </w:tcPr>
+          <w:p>
+            <w:pPr>
+              <w:spacing w:line="240" w:lineRule="auto"/>
+              <w:ind w:firstLine="0"/>
+              <w:jc w:val="left"/>
+              <w:rPr>
+                <w:sz w:val="24"/>
+                <w:lang w:val="en-RU" w:eastAsia="en-GB"/>
+              </w:rPr>
+            </w:pPr>
+            <w:r>
+              <w:rPr>
+                <w:b/>
+                <w:bCs/>
+                <w:sz w:val="24"/>
+                <w:lang w:val="en-RU" w:eastAsia="en-GB"/>
+              </w:rPr>
+              <w:t>Каталог игр</w:t>
+            </w:r>
+          </w:p>
+        </w:tc>
+        <w:tc>
+          <w:tcPr>
+            <w:tcW w:w="0" w:type="auto"/>
+            <w:hideMark/>
+          </w:tcPr>
+          <w:p>
+            <w:pPr>
+              <w:spacing w:line="240" w:lineRule="auto"/>
+              <w:ind w:firstLine="0"/>
+              <w:jc w:val="left"/>
+              <w:rPr>
+                <w:sz w:val="24"/>
+                <w:lang w:val="en-RU" w:eastAsia="en-GB"/>
+              </w:rPr>
+            </w:pPr>
+            <w:r>
+              <w:rPr>
+                <w:sz w:val="24"/>
+                <w:lang w:val="en-RU" w:eastAsia="en-GB"/>
+              </w:rPr>
+              <w:t>Очень широкий ассортимент</w:t>
+            </w:r>
+          </w:p>
+        </w:tc>
+        <w:tc>
+          <w:tcPr>
+            <w:tcW w:w="0" w:type="auto"/>
+            <w:hideMark/>
+          </w:tcPr>
+          <w:p>
+            <w:pPr>
+              <w:spacing w:line="240" w:lineRule="auto"/>
+              <w:ind w:firstLine="0"/>
+              <w:jc w:val="left"/>
+              <w:rPr>
+                <w:sz w:val="24"/>
+                <w:lang w:val="en-RU" w:eastAsia="en-GB"/>
+              </w:rPr>
+            </w:pPr>
+            <w:r>
+              <w:rPr>
+                <w:sz w:val="24"/>
+                <w:lang w:val="en-RU" w:eastAsia="en-GB"/>
+              </w:rPr>
+              <w:t>Широкий ассортимент</w:t>
+            </w:r>
+          </w:p>
+        </w:tc>
+        <w:tc>
+          <w:tcPr>
+            <w:tcW w:w="0" w:type="auto"/>
+            <w:hideMark/>
+          </w:tcPr>
+          <w:p>
+            <w:pPr>
+              <w:spacing w:line="240" w:lineRule="auto"/>
+              <w:ind w:firstLine="0"/>
+              <w:jc w:val="left"/>
+              <w:rPr>
+                <w:sz w:val="24"/>
+                <w:lang w:val="en-RU" w:eastAsia="en-GB"/>
+              </w:rPr>
+            </w:pPr>
+            <w:r>
+              <w:rPr>
+                <w:sz w:val="24"/>
+                <w:lang w:val="en-RU" w:eastAsia="en-GB"/>
+              </w:rPr>
+              <w:t>Игры не распространяются</w:t>
+            </w:r>
+          </w:p>
+        </w:tc>
+      </w:tr>
+      <w:tr>
+        <w:tc>
+          <w:tcPr>
+            <w:tcW w:w="0" w:type="auto"/>
+            <w:hideMark/>
+          </w:tcPr>
+          <w:p>
+            <w:pPr>
+              <w:spacing w:line="240" w:lineRule="auto"/>
+              <w:ind w:firstLine="0"/>
+              <w:jc w:val="left"/>
+              <w:rPr>
+                <w:sz w:val="24"/>
+                <w:lang w:val="en-RU" w:eastAsia="en-GB"/>
+              </w:rPr>
+            </w:pPr>
+            <w:r>
+              <w:rPr>
+                <w:b/>
+                <w:bCs/>
+                <w:sz w:val="24"/>
+                <w:lang w:val="en-RU" w:eastAsia="en-GB"/>
+              </w:rPr>
+              <w:lastRenderedPageBreak/>
+              <w:t>Покупка игр</w:t>
+            </w:r>
+          </w:p>
+        </w:tc>
+        <w:tc>
+          <w:tcPr>
+            <w:tcW w:w="0" w:type="auto"/>
+            <w:hideMark/>
+          </w:tcPr>
+          <w:p>
+            <w:pPr>
+              <w:spacing w:line="240" w:lineRule="auto"/>
+              <w:ind w:firstLine="0"/>
+              <w:jc w:val="left"/>
+              <w:rPr>
+                <w:sz w:val="24"/>
+                <w:lang w:val="en-RU" w:eastAsia="en-GB"/>
+              </w:rPr>
+            </w:pPr>
+            <w:r>
+              <w:rPr>
+                <w:sz w:val="24"/>
+                <w:lang w:val="en-RU" w:eastAsia="en-GB"/>
+              </w:rPr>
+              <w:t>Да</w:t>
+            </w:r>
+          </w:p>
+        </w:tc>
+        <w:tc>
+          <w:tcPr>
+            <w:tcW w:w="0" w:type="auto"/>
+            <w:hideMark/>
+          </w:tcPr>
+          <w:p>
+            <w:pPr>
+              <w:spacing w:line="240" w:lineRule="auto"/>
+              <w:ind w:firstLine="0"/>
+              <w:jc w:val="left"/>
+              <w:rPr>
+                <w:sz w:val="24"/>
+                <w:lang w:val="en-RU" w:eastAsia="en-GB"/>
+              </w:rPr>
+            </w:pPr>
+            <w:r>
+              <w:rPr>
+                <w:sz w:val="24"/>
+                <w:lang w:val="en-RU" w:eastAsia="en-GB"/>
+              </w:rPr>
+              <w:t>Да</w:t>
+            </w:r>
+          </w:p>
+        </w:tc>
+        <w:tc>
+          <w:tcPr>
+            <w:tcW w:w="0" w:type="auto"/>
+            <w:hideMark/>
+          </w:tcPr>
+          <w:p>
+            <w:pPr>
+              <w:spacing w:line="240" w:lineRule="auto"/>
+              <w:ind w:firstLine="0"/>
+              <w:jc w:val="left"/>
+              <w:rPr>
+                <w:sz w:val="24"/>
+                <w:lang w:val="en-RU" w:eastAsia="en-GB"/>
+              </w:rPr>
+            </w:pPr>
+            <w:r>
+              <w:rPr>
+                <w:sz w:val="24"/>
+                <w:lang w:val="en-RU" w:eastAsia="en-GB"/>
+              </w:rPr>
+              <w:t>Нет</w:t>
+            </w:r>
+          </w:p>
+        </w:tc>
+      </w:tr>
+      <w:tr>
+        <w:tc>
+          <w:tcPr>
+            <w:tcW w:w="0" w:type="auto"/>
+            <w:hideMark/>
+          </w:tcPr>
+          <w:p>
+            <w:pPr>
+              <w:spacing w:line="240" w:lineRule="auto"/>
+              <w:ind w:firstLine="0"/>
+              <w:jc w:val="left"/>
+              <w:rPr>
+                <w:sz w:val="24"/>
+                <w:lang w:val="en-RU" w:eastAsia="en-GB"/>
+              </w:rPr>
+            </w:pPr>
+            <w:r>
+              <w:rPr>
+                <w:b/>
+                <w:bCs/>
+                <w:sz w:val="24"/>
+                <w:lang w:val="en-RU" w:eastAsia="en-GB"/>
+              </w:rPr>
+              <w:t>Социальные функции</w:t>
+            </w:r>
+          </w:p>
+        </w:tc>
+        <w:tc>
+          <w:tcPr>
+            <w:tcW w:w="0" w:type="auto"/>
+            <w:hideMark/>
+          </w:tcPr>
+          <w:p>
+            <w:pPr>
+              <w:spacing w:line="240" w:lineRule="auto"/>
+              <w:ind w:firstLine="0"/>
+              <w:jc w:val="left"/>
+              <w:rPr>
+                <w:sz w:val="24"/>
+                <w:lang w:val="en-RU" w:eastAsia="en-GB"/>
+              </w:rPr>
+            </w:pPr>
+            <w:r>
+              <w:rPr>
+                <w:sz w:val="24"/>
+                <w:lang w:val="en-RU" w:eastAsia="en-GB"/>
+              </w:rPr>
+              <w:t>Друзья, чат, группы, активность</w:t>
+            </w:r>
+          </w:p>
+        </w:tc>
+        <w:tc>
+          <w:tcPr>
+            <w:tcW w:w="0" w:type="auto"/>
+            <w:hideMark/>
+          </w:tcPr>
+          <w:p>
+            <w:pPr>
+              <w:spacing w:line="240" w:lineRule="auto"/>
+              <w:ind w:firstLine="0"/>
+              <w:jc w:val="left"/>
+              <w:rPr>
+                <w:sz w:val="24"/>
+                <w:lang w:val="en-RU" w:eastAsia="en-GB"/>
+              </w:rPr>
+            </w:pPr>
+            <w:r>
+              <w:rPr>
+                <w:sz w:val="24"/>
+                <w:lang w:val="en-RU" w:eastAsia="en-GB"/>
+              </w:rPr>
+              <w:t>Друзья и чат</w:t>
+            </w:r>
+          </w:p>
+        </w:tc>
+        <w:tc>
+          <w:tcPr>
+            <w:tcW w:w="0" w:type="auto"/>
+            <w:hideMark/>
+          </w:tcPr>
+          <w:p>
+            <w:pPr>
+              <w:spacing w:line="240" w:lineRule="auto"/>
+              <w:ind w:firstLine="0"/>
+              <w:jc w:val="left"/>
+              <w:rPr>
+                <w:sz w:val="24"/>
+                <w:lang w:val="en-RU" w:eastAsia="en-GB"/>
+              </w:rPr>
+            </w:pPr>
+            <w:r>
+              <w:rPr>
+                <w:sz w:val="24"/>
+                <w:lang w:val="en-RU" w:eastAsia="en-GB"/>
+              </w:rPr>
+              <w:t>Отслеживание активности друзей</w:t>
+            </w:r>
+          </w:p>
+        </w:tc>
+      </w:tr>
+      <w:tr>
+        <w:tc>
+          <w:tcPr>
+            <w:tcW w:w="0" w:type="auto"/>
+            <w:hideMark/>
+          </w:tcPr>
+          <w:p>
+            <w:pPr>
+              <w:spacing w:line="240" w:lineRule="auto"/>
+              <w:ind w:firstLine="0"/>
+              <w:jc w:val="left"/>
+              <w:rPr>
+                <w:sz w:val="24"/>
+                <w:lang w:val="en-RU" w:eastAsia="en-GB"/>
+              </w:rPr>
+            </w:pPr>
+            <w:r>
+              <w:rPr>
+                <w:b/>
+                <w:bCs/>
+                <w:sz w:val="24"/>
+                <w:lang w:val="en-RU" w:eastAsia="en-GB"/>
+              </w:rPr>
+              <w:t>Достижения и профиль</w:t>
+            </w:r>
+          </w:p>
+        </w:tc>
+        <w:tc>
+          <w:tcPr>
+            <w:tcW w:w="0" w:type="auto"/>
+            <w:hideMark/>
+          </w:tcPr>
+          <w:p>
+            <w:pPr>
+              <w:spacing w:line="240" w:lineRule="auto"/>
+              <w:ind w:firstLine="0"/>
+              <w:jc w:val="left"/>
+              <w:rPr>
+                <w:sz w:val="24"/>
+                <w:lang w:val="en-RU" w:eastAsia="en-GB"/>
+              </w:rPr>
+            </w:pPr>
+            <w:r>
+              <w:rPr>
+                <w:sz w:val="24"/>
+                <w:lang w:val="en-RU" w:eastAsia="en-GB"/>
+              </w:rPr>
+              <w:t>Система достижений и уровней</w:t>
+            </w:r>
+          </w:p>
+        </w:tc>
+        <w:tc>
+          <w:tcPr>
+            <w:tcW w:w="0" w:type="auto"/>
+            <w:hideMark/>
+          </w:tcPr>
+          <w:p>
+            <w:pPr>
+              <w:spacing w:line="240" w:lineRule="auto"/>
+              <w:ind w:firstLine="0"/>
+              <w:jc w:val="left"/>
+              <w:rPr>
+                <w:sz w:val="24"/>
+                <w:lang w:val="en-RU" w:eastAsia="en-GB"/>
+              </w:rPr>
+            </w:pPr>
+            <w:r>
+              <w:rPr>
+                <w:sz w:val="24"/>
+                <w:lang w:val="en-RU" w:eastAsia="en-GB"/>
+              </w:rPr>
+              <w:t>Ограниченная система достижений</w:t>
+            </w:r>
+          </w:p>
+        </w:tc>
+        <w:tc>
+          <w:tcPr>
+            <w:tcW w:w="0" w:type="auto"/>
+            <w:hideMark/>
+          </w:tcPr>
+          <w:p>
+            <w:pPr>
+              <w:spacing w:line="240" w:lineRule="auto"/>
+              <w:ind w:firstLine="0"/>
+              <w:jc w:val="left"/>
+              <w:rPr>
+                <w:sz w:val="24"/>
+                <w:lang w:val="en-RU" w:eastAsia="en-GB"/>
+              </w:rPr>
+            </w:pPr>
+            <w:r>
+              <w:rPr>
+                <w:sz w:val="24"/>
+                <w:lang w:val="en-RU" w:eastAsia="en-GB"/>
+              </w:rPr>
+              <w:t>Отсутствует</w:t>
+            </w:r>
+          </w:p>
+        </w:tc>
+      </w:tr>
+      <w:tr>
+        <w:tc>
+          <w:tcPr>
+            <w:tcW w:w="0" w:type="auto"/>
+            <w:hideMark/>
+          </w:tcPr>
+          <w:p>
+            <w:pPr>
+              <w:spacing w:line="240" w:lineRule="auto"/>
+              <w:ind w:firstLine="0"/>
+              <w:jc w:val="left"/>
+              <w:rPr>
+                <w:sz w:val="24"/>
+                <w:lang w:val="en-RU" w:eastAsia="en-GB"/>
+              </w:rPr>
+            </w:pPr>
+            <w:r>
+              <w:rPr>
+                <w:b/>
+                <w:bCs/>
+                <w:sz w:val="24"/>
+                <w:lang w:val="en-RU" w:eastAsia="en-GB"/>
+              </w:rPr>
+              <w:t>Учёт игрового времени</w:t>
+            </w:r>
+          </w:p>
+        </w:tc>
+        <w:tc>
+          <w:tcPr>
+            <w:tcW w:w="0" w:type="auto"/>
+            <w:hideMark/>
+          </w:tcPr>
+          <w:p>
+            <w:pPr>
+              <w:spacing w:line="240" w:lineRule="auto"/>
+              <w:ind w:firstLine="0"/>
+              <w:jc w:val="left"/>
+              <w:rPr>
+                <w:sz w:val="24"/>
+                <w:lang w:val="en-RU" w:eastAsia="en-GB"/>
+              </w:rPr>
+            </w:pPr>
+            <w:r>
+              <w:rPr>
+                <w:sz w:val="24"/>
+                <w:lang w:val="en-RU" w:eastAsia="en-GB"/>
+              </w:rPr>
+              <w:t>Базовый учёт времени</w:t>
+            </w:r>
+          </w:p>
+        </w:tc>
+        <w:tc>
+          <w:tcPr>
+            <w:tcW w:w="0" w:type="auto"/>
+            <w:hideMark/>
+          </w:tcPr>
+          <w:p>
+            <w:pPr>
+              <w:spacing w:line="240" w:lineRule="auto"/>
+              <w:ind w:firstLine="0"/>
+              <w:jc w:val="left"/>
+              <w:rPr>
+                <w:sz w:val="24"/>
+                <w:lang w:val="en-RU" w:eastAsia="en-GB"/>
+              </w:rPr>
+            </w:pPr>
+            <w:r>
+              <w:rPr>
+                <w:sz w:val="24"/>
+                <w:lang w:val="en-RU" w:eastAsia="en-GB"/>
+              </w:rPr>
+              <w:t>Базовый учёт времени</w:t>
+            </w:r>
+          </w:p>
+        </w:tc>
+        <w:tc>
+          <w:tcPr>
+            <w:tcW w:w="0" w:type="auto"/>
+            <w:hideMark/>
+          </w:tcPr>
+          <w:p>
+            <w:pPr>
+              <w:spacing w:line="240" w:lineRule="auto"/>
+              <w:ind w:firstLine="0"/>
+              <w:jc w:val="left"/>
+              <w:rPr>
+                <w:sz w:val="24"/>
+                <w:lang w:val="en-RU" w:eastAsia="en-GB"/>
+              </w:rPr>
+            </w:pPr>
+            <w:r>
+              <w:rPr>
+                <w:sz w:val="24"/>
+                <w:lang w:val="en-RU" w:eastAsia="en-GB"/>
+              </w:rPr>
+              <w:t>Подробная статистика времени прохождения</w:t>
+            </w:r>
+          </w:p>
+        </w:tc>
+      </w:tr>
+      <w:tr>
+        <w:tc>
+          <w:tcPr>
+            <w:tcW w:w="0" w:type="auto"/>
+            <w:hideMark/>
+          </w:tcPr>
+          <w:p>
+            <w:pPr>
+              <w:spacing w:line="240" w:lineRule="auto"/>
+              <w:ind w:firstLine="0"/>
+              <w:jc w:val="left"/>
+              <w:rPr>
+                <w:sz w:val="24"/>
+                <w:lang w:val="en-RU" w:eastAsia="en-GB"/>
+              </w:rPr>
+            </w:pPr>
+            <w:r>
+              <w:rPr>
+                <w:b/>
+                <w:bCs/>
+                <w:sz w:val="24"/>
+                <w:lang w:val="en-RU" w:eastAsia="en-GB"/>
+              </w:rPr>
+              <w:t>Списки игр / бэклог</w:t>
+            </w:r>
+          </w:p>
+        </w:tc>
+        <w:tc>
+          <w:tcPr>
+            <w:tcW w:w="0" w:type="auto"/>
+            <w:hideMark/>
+          </w:tcPr>
+          <w:p>
+            <w:pPr>
+              <w:spacing w:line="240" w:lineRule="auto"/>
+              <w:ind w:firstLine="0"/>
+              <w:jc w:val="left"/>
+              <w:rPr>
+                <w:sz w:val="24"/>
+                <w:lang w:val="en-RU" w:eastAsia="en-GB"/>
+              </w:rPr>
+            </w:pPr>
+            <w:r>
+              <w:rPr>
+                <w:sz w:val="24"/>
+                <w:lang w:val="en-RU" w:eastAsia="en-GB"/>
+              </w:rPr>
+              <w:t>Библиотека пользователя</w:t>
+            </w:r>
+          </w:p>
+        </w:tc>
+        <w:tc>
+          <w:tcPr>
+            <w:tcW w:w="0" w:type="auto"/>
+            <w:hideMark/>
+          </w:tcPr>
+          <w:p>
+            <w:pPr>
+              <w:spacing w:line="240" w:lineRule="auto"/>
+              <w:ind w:firstLine="0"/>
+              <w:jc w:val="left"/>
+              <w:rPr>
+                <w:sz w:val="24"/>
+                <w:lang w:val="en-RU" w:eastAsia="en-GB"/>
+              </w:rPr>
+            </w:pPr>
+            <w:r>
+              <w:rPr>
+                <w:sz w:val="24"/>
+                <w:lang w:val="en-RU" w:eastAsia="en-GB"/>
+              </w:rPr>
+              <w:t>Библиотека пользователя</w:t>
+            </w:r>
+          </w:p>
+        </w:tc>
+        <w:tc>
+          <w:tcPr>
+            <w:tcW w:w="0" w:type="auto"/>
+            <w:hideMark/>
+          </w:tcPr>
+          <w:p>
+            <w:pPr>
+              <w:spacing w:line="240" w:lineRule="auto"/>
+              <w:ind w:firstLine="0"/>
+              <w:jc w:val="left"/>
+              <w:rPr>
+                <w:sz w:val="24"/>
+                <w:lang w:val="en-RU" w:eastAsia="en-GB"/>
+              </w:rPr>
+            </w:pPr>
+            <w:r>
+              <w:rPr>
+                <w:sz w:val="24"/>
+                <w:lang w:val="en-RU" w:eastAsia="en-GB"/>
+              </w:rPr>
+              <w:t>Планируемые и пройденные игры</w:t>
+            </w:r>
+          </w:p>
+        </w:tc>
+      </w:tr>
+      <w:tr>
+        <w:tc>
+          <w:tcPr>
+            <w:tcW w:w="0" w:type="auto"/>
+            <w:hideMark/>
+          </w:tcPr>
+          <w:p>
+            <w:pPr>
+              <w:spacing w:line="240" w:lineRule="auto"/>
+              <w:ind w:firstLine="0"/>
+              <w:jc w:val="left"/>
+              <w:rPr>
+                <w:sz w:val="24"/>
+                <w:lang w:val="en-RU" w:eastAsia="en-GB"/>
+              </w:rPr>
+            </w:pPr>
+            <w:r>
+              <w:rPr>
+                <w:b/>
+                <w:bCs/>
+                <w:sz w:val="24"/>
+                <w:lang w:val="en-RU" w:eastAsia="en-GB"/>
+              </w:rPr>
+              <w:t>Обсуждения и сообщество</w:t>
+            </w:r>
+          </w:p>
+        </w:tc>
+        <w:tc>
+          <w:tcPr>
+            <w:tcW w:w="0" w:type="auto"/>
+            <w:hideMark/>
+          </w:tcPr>
+          <w:p>
+            <w:pPr>
+              <w:spacing w:line="240" w:lineRule="auto"/>
+              <w:ind w:firstLine="0"/>
+              <w:jc w:val="left"/>
+              <w:rPr>
+                <w:sz w:val="24"/>
+                <w:lang w:val="en-RU" w:eastAsia="en-GB"/>
+              </w:rPr>
+            </w:pPr>
+            <w:r>
+              <w:rPr>
+                <w:sz w:val="24"/>
+                <w:lang w:val="en-RU" w:eastAsia="en-GB"/>
+              </w:rPr>
+              <w:t>Развитое сообщество</w:t>
+            </w:r>
+          </w:p>
+        </w:tc>
+        <w:tc>
+          <w:tcPr>
+            <w:tcW w:w="0" w:type="auto"/>
+            <w:hideMark/>
+          </w:tcPr>
+          <w:p>
+            <w:pPr>
+              <w:spacing w:line="240" w:lineRule="auto"/>
+              <w:ind w:firstLine="0"/>
+              <w:jc w:val="left"/>
+              <w:rPr>
+                <w:sz w:val="24"/>
+                <w:lang w:val="en-RU" w:eastAsia="en-GB"/>
+              </w:rPr>
+            </w:pPr>
+            <w:r>
+              <w:rPr>
+                <w:sz w:val="24"/>
+                <w:lang w:val="en-RU" w:eastAsia="en-GB"/>
+              </w:rPr>
+              <w:t>Ограниченные функции</w:t>
+            </w:r>
+          </w:p>
+        </w:tc>
+        <w:tc>
+          <w:tcPr>
+            <w:tcW w:w="0" w:type="auto"/>
+            <w:hideMark/>
+          </w:tcPr>
+          <w:p>
+            <w:pPr>
+              <w:spacing w:line="240" w:lineRule="auto"/>
+              <w:ind w:firstLine="0"/>
+              <w:jc w:val="left"/>
+              <w:rPr>
+                <w:sz w:val="24"/>
+                <w:lang w:val="en-RU" w:eastAsia="en-GB"/>
+              </w:rPr>
+            </w:pPr>
+            <w:r>
+              <w:rPr>
+                <w:sz w:val="24"/>
+                <w:lang w:val="en-RU" w:eastAsia="en-GB"/>
+              </w:rPr>
+              <w:t>Возможность обсуждения игр</w:t>
+            </w:r>
+          </w:p>
+        </w:tc>
+      </w:tr>
+      <w:tr>
+        <w:tc>
+          <w:tcPr>
+            <w:tcW w:w="0" w:type="auto"/>
+            <w:hideMark/>
+          </w:tcPr>
+          <w:p>
+            <w:pPr>
+              <w:spacing w:line="240" w:lineRule="auto"/>
+              <w:ind w:firstLine="0"/>
+              <w:jc w:val="left"/>
+              <w:rPr>
+                <w:sz w:val="24"/>
+                <w:lang w:val="en-RU" w:eastAsia="en-GB"/>
+              </w:rPr>
+            </w:pPr>
+            <w:r>
+              <w:rPr>
+                <w:b/>
+                <w:bCs/>
+                <w:sz w:val="24"/>
+                <w:lang w:val="en-RU" w:eastAsia="en-GB"/>
+              </w:rPr>
+              <w:t>Русская локализация</w:t>
+            </w:r>
+          </w:p>
+        </w:tc>
+        <w:tc>
+          <w:tcPr>
+            <w:tcW w:w="0" w:type="auto"/>
+            <w:hideMark/>
+          </w:tcPr>
+          <w:p>
+            <w:pPr>
+              <w:spacing w:line="240" w:lineRule="auto"/>
+              <w:ind w:firstLine="0"/>
+              <w:jc w:val="left"/>
+              <w:rPr>
+                <w:sz w:val="24"/>
+                <w:lang w:val="en-RU" w:eastAsia="en-GB"/>
+              </w:rPr>
+            </w:pPr>
+            <w:r>
+              <w:rPr>
+                <w:sz w:val="24"/>
+                <w:lang w:val="en-RU" w:eastAsia="en-GB"/>
+              </w:rPr>
+              <w:t>Есть</w:t>
+            </w:r>
+          </w:p>
+        </w:tc>
+        <w:tc>
+          <w:tcPr>
+            <w:tcW w:w="0" w:type="auto"/>
+            <w:hideMark/>
+          </w:tcPr>
+          <w:p>
+            <w:pPr>
+              <w:spacing w:line="240" w:lineRule="auto"/>
+              <w:ind w:firstLine="0"/>
+              <w:jc w:val="left"/>
+              <w:rPr>
+                <w:sz w:val="24"/>
+                <w:lang w:val="en-RU" w:eastAsia="en-GB"/>
+              </w:rPr>
+            </w:pPr>
+            <w:r>
+              <w:rPr>
+                <w:sz w:val="24"/>
+                <w:lang w:val="en-RU" w:eastAsia="en-GB"/>
+              </w:rPr>
+              <w:t>Есть</w:t>
+            </w:r>
+          </w:p>
+        </w:tc>
+        <w:tc>
+          <w:tcPr>
+            <w:tcW w:w="0" w:type="auto"/>
+            <w:hideMark/>
+          </w:tcPr>
+          <w:p>
+            <w:pPr>
+              <w:spacing w:line="240" w:lineRule="auto"/>
+              <w:ind w:firstLine="0"/>
+              <w:jc w:val="left"/>
+              <w:rPr>
+                <w:sz w:val="24"/>
+                <w:lang w:val="en-RU" w:eastAsia="en-GB"/>
+              </w:rPr>
+            </w:pPr>
+            <w:r>
+              <w:rPr>
+                <w:sz w:val="24"/>
+                <w:lang w:val="en-RU" w:eastAsia="en-GB"/>
+              </w:rPr>
+              <w:t>Отсутствует</w:t>
+            </w:r>
+          </w:p>
+        </w:tc>
+      </w:tr>
+      <w:tr>
+        <w:tc>
+          <w:tcPr>
+            <w:tcW w:w="0" w:type="auto"/>
+            <w:hideMark/>
+          </w:tcPr>
+          <w:p>
+            <w:pPr>
+              <w:spacing w:line="240" w:lineRule="auto"/>
+              <w:ind w:firstLine="0"/>
+              <w:jc w:val="left"/>
+              <w:rPr>
+                <w:sz w:val="24"/>
+                <w:lang w:val="en-RU" w:eastAsia="en-GB"/>
+              </w:rPr>
+            </w:pPr>
+            <w:r>
+              <w:rPr>
+                <w:b/>
+                <w:bCs/>
+                <w:sz w:val="24"/>
+                <w:lang w:val="en-RU" w:eastAsia="en-GB"/>
+              </w:rPr>
+              <w:t>Доступность в рунете</w:t>
+            </w:r>
+          </w:p>
+        </w:tc>
+        <w:tc>
+          <w:tcPr>
+            <w:tcW w:w="0" w:type="auto"/>
+            <w:hideMark/>
+          </w:tcPr>
+          <w:p>
+            <w:pPr>
+              <w:spacing w:line="240" w:lineRule="auto"/>
+              <w:ind w:firstLine="0"/>
+              <w:jc w:val="left"/>
+              <w:rPr>
+                <w:sz w:val="24"/>
+                <w:lang w:val="en-RU" w:eastAsia="en-GB"/>
+              </w:rPr>
+            </w:pPr>
+            <w:r>
+              <w:rPr>
+                <w:sz w:val="24"/>
+                <w:lang w:val="en-RU" w:eastAsia="en-GB"/>
+              </w:rPr>
+              <w:t>Полная</w:t>
+            </w:r>
+          </w:p>
+        </w:tc>
+        <w:tc>
+          <w:tcPr>
+            <w:tcW w:w="0" w:type="auto"/>
+            <w:hideMark/>
+          </w:tcPr>
+          <w:p>
+            <w:pPr>
+              <w:spacing w:line="240" w:lineRule="auto"/>
+              <w:ind w:firstLine="0"/>
+              <w:jc w:val="left"/>
+              <w:rPr>
+                <w:sz w:val="24"/>
+                <w:lang w:val="en-RU" w:eastAsia="en-GB"/>
+              </w:rPr>
+            </w:pPr>
+            <w:r>
+              <w:rPr>
+                <w:sz w:val="24"/>
+                <w:lang w:val="en-RU" w:eastAsia="en-GB"/>
+              </w:rPr>
+              <w:t>Полная</w:t>
+            </w:r>
+          </w:p>
+        </w:tc>
+        <w:tc>
+          <w:tcPr>
+            <w:tcW w:w="0" w:type="auto"/>
+            <w:hideMark/>
+          </w:tcPr>
+          <w:p>
+            <w:pPr>
+              <w:spacing w:line="240" w:lineRule="auto"/>
+              <w:ind w:firstLine="0"/>
+              <w:jc w:val="left"/>
+              <w:rPr>
+                <w:sz w:val="24"/>
+                <w:lang w:val="en-RU" w:eastAsia="en-GB"/>
+              </w:rPr>
+            </w:pPr>
+            <w:r>
+              <w:rPr>
+                <w:sz w:val="24"/>
+                <w:lang w:val="en-RU" w:eastAsia="en-GB"/>
+              </w:rPr>
+              <w:t>Ограниченная</w:t>
+            </w:r>
+          </w:p>
+        </w:tc>
+      </w:tr>
+      <w:tr>
+        <w:tc>
+          <w:tcPr>
+            <w:tcW w:w="0" w:type="auto"/>
+            <w:hideMark/>
+          </w:tcPr>
+          <w:p>
+            <w:pPr>
+              <w:spacing w:line="240" w:lineRule="auto"/>
+              <w:ind w:firstLine="0"/>
+              <w:jc w:val="left"/>
+              <w:rPr>
+                <w:sz w:val="24"/>
+                <w:lang w:val="en-RU" w:eastAsia="en-GB"/>
+              </w:rPr>
+            </w:pPr>
+            <w:r>
+              <w:rPr>
+                <w:b/>
+                <w:bCs/>
+                <w:sz w:val="24"/>
+                <w:lang w:val="en-RU" w:eastAsia="en-GB"/>
+              </w:rPr>
+              <w:t>Основное преимущество</w:t>
+            </w:r>
+          </w:p>
+        </w:tc>
+        <w:tc>
+          <w:tcPr>
+            <w:tcW w:w="0" w:type="auto"/>
+            <w:hideMark/>
+          </w:tcPr>
+          <w:p>
+            <w:pPr>
+              <w:spacing w:line="240" w:lineRule="auto"/>
+              <w:ind w:firstLine="0"/>
+              <w:jc w:val="left"/>
+              <w:rPr>
+                <w:sz w:val="24"/>
+                <w:lang w:val="en-RU" w:eastAsia="en-GB"/>
+              </w:rPr>
+            </w:pPr>
+            <w:r>
+              <w:rPr>
+                <w:sz w:val="24"/>
+                <w:lang w:val="en-RU" w:eastAsia="en-GB"/>
+              </w:rPr>
+              <w:t>Крупнейшая экосистема и развитое сообщество</w:t>
+            </w:r>
+          </w:p>
+        </w:tc>
+        <w:tc>
+          <w:tcPr>
+            <w:tcW w:w="0" w:type="auto"/>
+            <w:hideMark/>
+          </w:tcPr>
+          <w:p>
+            <w:pPr>
+              <w:spacing w:line="240" w:lineRule="auto"/>
+              <w:ind w:firstLine="0"/>
+              <w:jc w:val="left"/>
+              <w:rPr>
+                <w:sz w:val="24"/>
+                <w:lang w:val="en-RU" w:eastAsia="en-GB"/>
+              </w:rPr>
+            </w:pPr>
+            <w:r>
+              <w:rPr>
+                <w:sz w:val="24"/>
+                <w:lang w:val="en-RU" w:eastAsia="en-GB"/>
+              </w:rPr>
+              <w:t>Бесплатные раздачи и эксклюзивные релизы</w:t>
+            </w:r>
+          </w:p>
+        </w:tc>
+        <w:tc>
+          <w:tcPr>
+            <w:tcW w:w="0" w:type="auto"/>
+            <w:hideMark/>
+          </w:tcPr>
+          <w:p>
+            <w:pPr>
+              <w:spacing w:line="240" w:lineRule="auto"/>
+              <w:ind w:firstLine="0"/>
+              <w:jc w:val="left"/>
+              <w:rPr>
+                <w:sz w:val="24"/>
+                <w:lang w:val="en-RU" w:eastAsia="en-GB"/>
+              </w:rPr>
+            </w:pPr>
+            <w:r>
+              <w:rPr>
+                <w:sz w:val="24"/>
+                <w:lang w:val="en-RU" w:eastAsia="en-GB"/>
+              </w:rPr>
+              <w:t>Подробный учёт прохождения игр</w:t>
+            </w:r>
+          </w:p>
+        </w:tc>
+      </w:tr>
+      <w:tr>
+        <w:tc>
+          <w:tcPr>
+            <w:tcW w:w="0" w:type="auto"/>
+            <w:hideMark/>
+          </w:tcPr>
+          <w:p>
+            <w:pPr>
+              <w:spacing w:line="240" w:lineRule="auto"/>
+              <w:ind w:firstLine="0"/>
+              <w:jc w:val="left"/>
+              <w:rPr>
+                <w:sz w:val="24"/>
+                <w:lang w:val="en-RU" w:eastAsia="en-GB"/>
+              </w:rPr>
+            </w:pPr>
+            <w:r>
+              <w:rPr>
+                <w:b/>
+                <w:bCs/>
+                <w:sz w:val="24"/>
+                <w:lang w:val="en-RU" w:eastAsia="en-GB"/>
+              </w:rPr>
+              <w:t>Основной недостаток</w:t>
+            </w:r>
+          </w:p>
+        </w:tc>
+        <w:tc>
+          <w:tcPr>
+            <w:tcW w:w="0" w:type="auto"/>
+            <w:hideMark/>
+          </w:tcPr>
+          <w:p>
+            <w:pPr>
+              <w:spacing w:line="240" w:lineRule="auto"/>
+              <w:ind w:firstLine="0"/>
+              <w:jc w:val="left"/>
+              <w:rPr>
+                <w:sz w:val="24"/>
+                <w:lang w:val="en-RU" w:eastAsia="en-GB"/>
+              </w:rPr>
+            </w:pPr>
+            <w:r>
+              <w:rPr>
+                <w:sz w:val="24"/>
+                <w:lang w:val="en-RU" w:eastAsia="en-GB"/>
+              </w:rPr>
+              <w:t>Ориентация на продажу, а не анализ игрового опыта</w:t>
+            </w:r>
+          </w:p>
+        </w:tc>
+        <w:tc>
+          <w:tcPr>
+            <w:tcW w:w="0" w:type="auto"/>
+            <w:hideMark/>
+          </w:tcPr>
+          <w:p>
+            <w:pPr>
+              <w:spacing w:line="240" w:lineRule="auto"/>
+              <w:ind w:firstLine="0"/>
+              <w:jc w:val="left"/>
+              <w:rPr>
+                <w:sz w:val="24"/>
+                <w:lang w:val="en-RU" w:eastAsia="en-GB"/>
+              </w:rPr>
+            </w:pPr>
+            <w:r>
+              <w:rPr>
+                <w:sz w:val="24"/>
+                <w:lang w:val="en-RU" w:eastAsia="en-GB"/>
+              </w:rPr>
+              <w:t>Менее развитые социальные функции</w:t>
+            </w:r>
+          </w:p>
+        </w:tc>
+        <w:tc>
+          <w:tcPr>
+            <w:tcW w:w="0" w:type="auto"/>
+            <w:hideMark/>
+          </w:tcPr>
+          <w:p>
+            <w:pPr>
+              <w:spacing w:line="240" w:lineRule="auto"/>
+              <w:ind w:firstLine="0"/>
+              <w:jc w:val="left"/>
+              <w:rPr>
+                <w:sz w:val="24"/>
+                <w:lang w:val="en-RU" w:eastAsia="en-GB"/>
+              </w:rPr>
+            </w:pPr>
+            <w:r>
+              <w:rPr>
+                <w:sz w:val="24"/>
+                <w:lang w:val="en-RU" w:eastAsia="en-GB"/>
+              </w:rPr>
+              <w:t>Нет русской локализации и ограниченная доступность</w:t>
+            </w:r>
+          </w:p>
+        </w:tc>
+      </w:tr>
+    </w:tbl>
+    <w:p>
+      <w:pPr>
+        <w:spacing w:line="240" w:lineRule="auto"/>
+      </w:pPr>
+    </w:p>
+    <w:p>
+      <w:pPr>
+        <w:spacing w:line="240" w:lineRule="auto"/>
+      </w:pPr>
+      <w:r>
+        <w:t>По итогам сравнения можно сделать вывод: платформы, которая полностью бы удовлетворяла нашим требованиям пока что нет.</w:t>
+      </w:r>
+    </w:p>
+    <w:p/>
     <w:p>
       <w:pPr>
         <w:pStyle w:val="a0"/>
@@ -9195,6 +11015,119 @@
     </w:lvl>
   </w:abstractNum>
   <w:abstractNum w:abstractNumId="3" w15:restartNumberingAfterBreak="0">
+    <w:nsid w:val="29641DD2"/>
+    <w:multiLevelType w:val="multilevel"/>
+    <w:tmpl w:val="7A5CA8EE"/>
+    <w:lvl w:ilvl="0">
+      <w:start w:val="1"/>
+      <w:numFmt w:val="decimal"/>
+      <w:lvlText w:val="%1"/>
+      <w:lvlJc w:val="left"/>
+      <w:pPr>
+        <w:ind w:left="420" w:hanging="420"/>
+      </w:pPr>
+      <w:rPr>
+        <w:rFonts w:hint="default"/>
+      </w:rPr>
+    </w:lvl>
+    <w:lvl w:ilvl="1">
+      <w:start w:val="1"/>
+      <w:numFmt w:val="decimal"/>
+      <w:lvlText w:val="%1.%2"/>
+      <w:lvlJc w:val="left"/>
+      <w:pPr>
+        <w:ind w:left="420" w:hanging="420"/>
+      </w:pPr>
+      <w:rPr>
+        <w:rFonts w:hint="default"/>
+      </w:rPr>
+    </w:lvl>
+    <w:lvl w:ilvl="2">
+      <w:start w:val="1"/>
+      <w:numFmt w:val="decimal"/>
+      <w:lvlText w:val="%1.%2.%3"/>
+      <w:lvlJc w:val="left"/>
+      <w:pPr>
+        <w:ind w:left="720" w:hanging="720"/>
+      </w:pPr>
+      <w:rPr>
+        <w:rFonts w:hint="default"/>
+      </w:rPr>
+    </w:lvl>
+    <w:lvl w:ilvl="3">
+      <w:start w:val="1"/>
+      <w:numFmt w:val="decimal"/>
+      <w:lvlText w:val="%1.%2.%3.%4"/>
+      <w:lvlJc w:val="left"/>
+      <w:pPr>
+        <w:ind w:left="1080" w:hanging="1080"/>
+      </w:pPr>
+      <w:rPr>
+        <w:rFonts w:hint="default"/>
+      </w:rPr>
+    </w:lvl>
+    <w:lvl w:ilvl="4">
+      <w:start w:val="1"/>
+      <w:numFmt w:val="decimal"/>
+      <w:lvlText w:val="%1.%2.%3.%4.%5"/>
+      <w:lvlJc w:val="left"/>
+      <w:pPr>
+        <w:ind w:left="1080" w:hanging="1080"/>
+      </w:pPr>
+      <w:rPr>
+        <w:rFonts w:hint="default"/>
+      </w:rPr>
+    </w:lvl>
+    <w:lvl w:ilvl="5">
+      <w:start w:val="1"/>
+      <w:numFmt w:val="decimal"/>
+      <w:lvlText w:val="%1.%2.%3.%4.%5.%6"/>
+      <w:lvlJc w:val="left"/>
+      <w:pPr>
+        <w:ind w:left="1440" w:hanging="1440"/>
+      </w:pPr>
+      <w:rPr>
+        <w:rFonts w:hint="default"/>
+      </w:rPr>
+    </w:lvl>
+    <w:lvl w:ilvl="6">
+      <w:start w:val="1"/>
+      <w:numFmt w:val="decimal"/>
+      <w:lvlText w:val="%1.%2.%3.%4.%5.%6.%7"/>
+      <w:lvlJc w:val="left"/>
+      <w:pPr>
+        <w:ind w:left="1440" w:hanging="1440"/>
+      </w:pPr>
+      <w:rPr>
+        <w:rFonts w:hint="default"/>
+      </w:rPr>
+    </w:lvl>
+    <w:lvl w:ilvl="7">
+      <w:start w:val="1"/>
+      <w:numFmt w:val="decimal"/>
+      <w:lvlText w:val="%1.%2.%3.%4.%5.%6.%7.%8"/>
+      <w:lvlJc w:val="left"/>
+      <w:pPr>
+        <w:ind w:left="1800" w:hanging="1800"/>
+      </w:pPr>
+      <w:rPr>
+        <w:rFonts w:hint="default"/>
+      </w:rPr>
+    </w:lvl>
+    <w:lvl w:ilvl="8">
+      <w:start w:val="1"/>
+      <w:numFmt w:val="decimal"/>
+      <w:lvlText w:val="%1.%2.%3.%4.%5.%6.%7.%8.%9"/>
+      <w:lvlJc w:val="left"/>
+      <w:pPr>
+        <w:ind w:left="2160" w:hanging="2160"/>
+      </w:pPr>
+      <w:rPr>
+        <w:rFonts w:hint="default"/>
+      </w:rPr>
+    </w:lvl>
+  </w:abstractNum>
+  <w:abstractNum w:abstractNumId="4" w15:restartNumberingAfterBreak="0">
     <w:nsid w:val="2F382A30"/>
     <w:multiLevelType w:val="hybridMultilevel"/>
     <w:tmpl w:val="540E0110"/>
@@ -9318,7 +11251,7 @@
     <w:abstractNumId w:val="1"/>
   </w:num>
   <w:num w:numId="3" w16cid:durableId="570578202">
-    <w:abstractNumId w:val="3"/>
+    <w:abstractNumId w:val="4"/>
   </w:num>
   <w:num w:numId="4" w16cid:durableId="2137988813">
     <w:abstractNumId w:val="0"/>
@@ -9328,6 +11261,9 @@
   </w:num>
   <w:num w:numId="6" w16cid:durableId="833841477">
     <w:abstractNumId w:val="2"/>
+  </w:num>
+  <w:num w:numId="7" w16cid:durableId="497766467">
+    <w:abstractNumId w:val="3"/>
   </w:num>
 </w:numbering>
 </file>
@@ -10644,6 +12580,17 @@
       <w:szCs w:val="20"/>
     </w:rPr>
   </w:style>
+  <w:style w:type="character" w:styleId="Strong">
+    <w:name w:val="Strong"/>
+    <w:basedOn w:val="DefaultParagraphFont"/>
+    <w:uiPriority w:val="22"/>
+    <w:qFormat/>
+    <w:rsid w:val="006A3C80"/>
+    <w:rPr>
+      <w:b/>
+      <w:bCs/>
+    </w:rPr>
+  </w:style>
 </w:styles>
 </file>
 

--- a/vkr.docx
+++ b/vkr.docx
@@ -8621,6 +8621,119 @@
       <w:r>
         <w:t>бновлялся, улучшал свою работу и все больше и больше людей становились его пользователями</w:t>
       </w:r>
+      <w:r>
+        <w:t xml:space="preserve">. </w:t>
+      </w:r>
+      <w:r>
+        <w:rPr>
+          <w:lang w:val="en-US"/>
+        </w:rPr>
+        <w:t>Steam</w:t>
+      </w:r>
+      <w:r>
+        <w:t xml:space="preserve"> </w:t>
+      </w:r>
+      <w:r>
+        <w:t>запустил тренд на цифровизацию распространения игр. Ему удалось это за счет:</w:t>
+      </w:r>
+    </w:p>
+    <w:p>
+      <w:pPr>
+        <w:pStyle w:val="ListParagraph"/>
+        <w:numPr>
+          <w:ilvl w:val="0"/>
+          <w:numId w:val="8"/>
+        </w:numPr>
+      </w:pPr>
+      <w:r>
+        <w:t xml:space="preserve">Раннего выхода на рынок. </w:t>
+      </w:r>
+      <w:r>
+        <w:rPr>
+          <w:lang w:val="en-US"/>
+        </w:rPr>
+        <w:t>Steam</w:t>
+      </w:r>
+      <w:r>
+        <w:t xml:space="preserve"> </w:t>
+      </w:r>
+      <w:r>
+        <w:t>– пионер цифрового распространения игр</w:t>
+      </w:r>
+      <w:r>
+        <w:t>;</w:t>
+      </w:r>
+    </w:p>
+    <w:p>
+      <w:pPr>
+        <w:pStyle w:val="ListParagraph"/>
+        <w:numPr>
+          <w:ilvl w:val="0"/>
+          <w:numId w:val="8"/>
+        </w:numPr>
+      </w:pPr>
+      <w:r>
+        <w:t xml:space="preserve">Обязательная интеграция с крупными играми: </w:t>
+      </w:r>
+      <w:r>
+        <w:rPr>
+          <w:lang w:val="en-US"/>
+        </w:rPr>
+        <w:t>Half</w:t>
+      </w:r>
+      <w:r>
+        <w:t>-</w:t>
+      </w:r>
+      <w:r>
+        <w:rPr>
+          <w:lang w:val="en-US"/>
+        </w:rPr>
+        <w:t>Life</w:t>
+      </w:r>
+      <w:r>
+        <w:t xml:space="preserve"> 1,2; </w:t>
+      </w:r>
+      <w:r>
+        <w:rPr>
+          <w:lang w:val="en-US"/>
+        </w:rPr>
+        <w:t>Counter</w:t>
+      </w:r>
+      <w:r>
+        <w:t xml:space="preserve"> </w:t>
+      </w:r>
+      <w:r>
+        <w:rPr>
+          <w:lang w:val="en-US"/>
+        </w:rPr>
+        <w:t>Strike</w:t>
+      </w:r>
+      <w:r>
+        <w:t>;</w:t>
+      </w:r>
+    </w:p>
+    <w:p>
+      <w:pPr>
+        <w:pStyle w:val="ListParagraph"/>
+        <w:numPr>
+          <w:ilvl w:val="0"/>
+          <w:numId w:val="8"/>
+        </w:numPr>
+      </w:pPr>
+      <w:r>
+        <w:t>Удобство и экосистема</w:t>
+      </w:r>
+      <w:r>
+        <w:rPr>
+          <w:lang w:val="en-US"/>
+        </w:rPr>
+        <w:t>;</w:t>
+      </w:r>
+    </w:p>
+    <w:p>
+      <w:pPr>
+        <w:ind w:firstLine="0"/>
+      </w:pPr>
     </w:p>
     <w:p>
       <w:pPr>
@@ -8632,76 +8745,71 @@
         <w:pStyle w:val="Heading2"/>
         <w:spacing w:line="480" w:lineRule="auto"/>
       </w:pPr>
+      <w:r>
+        <w:t>1.2 Анализ</w:t>
+      </w:r>
+      <w:r>
+        <w:t xml:space="preserve"> существующих игровых платформ</w:t>
+      </w:r>
+    </w:p>
+    <w:p>
+      <w:r>
+        <w:t xml:space="preserve">На данный момент самой популярной игровой платформой является </w:t>
+      </w:r>
+      <w:r>
+        <w:rPr>
+          <w:lang w:val="en-US"/>
+        </w:rPr>
+        <w:t>Steam</w:t>
+      </w:r>
+      <w:r>
+        <w:t xml:space="preserve">. </w:t>
+      </w:r>
+      <w:r>
+        <w:rPr>
+          <w:lang w:val="en-US"/>
+        </w:rPr>
+        <w:t>Steam</w:t>
+      </w:r>
+      <w:r>
+        <w:t xml:space="preserve"> – </w:t>
+      </w:r>
+      <w:r>
+        <w:t xml:space="preserve">это </w:t>
+      </w:r>
+      <w:r>
+        <w:t xml:space="preserve">онлайн-сервис цифрового распространения компьютерных игр и программ, разработанный и поддерживаемый компанией </w:t>
+      </w:r>
       <w:proofErr w:type="spellStart"/>
       <w:r>
-        <w:t>1</w:t>
+        <w:t>Valve</w:t>
       </w:r>
       <w:proofErr w:type="spellEnd"/>
       <w:r>
-        <w:t>.2 Анализ</w:t>
-      </w:r>
-      <w:r>
-        <w:t xml:space="preserve"> существующих игровых платформ</w:t>
-      </w:r>
-    </w:p>
-    <w:p>
-      <w:r>
-        <w:t xml:space="preserve">На данный момент самой популярной игровой платформой является </w:t>
-      </w:r>
-      <w:r>
-        <w:rPr>
-          <w:lang w:val="en-US"/>
-        </w:rPr>
+        <w:t xml:space="preserve">. </w:t>
+      </w:r>
+      <w:proofErr w:type="spellStart"/>
+      <w:r>
         <w:t>Steam</w:t>
       </w:r>
-      <w:r>
-        <w:t xml:space="preserve">. </w:t>
-      </w:r>
-      <w:r>
-        <w:rPr>
-          <w:lang w:val="en-US"/>
-        </w:rPr>
+      <w:proofErr w:type="spellEnd"/>
+      <w:r>
+        <w:t xml:space="preserve"> выполняет </w:t>
+      </w:r>
+      <w:r>
+        <w:lastRenderedPageBreak/>
+        <w:t xml:space="preserve">роль средства технической защиты авторских прав, платформы для многопользовательских игр и потокового вещания, а также социальной сети для игроков. </w:t>
+      </w:r>
+      <w:r>
+        <w:t xml:space="preserve">Программный клиент </w:t>
+      </w:r>
+      <w:proofErr w:type="spellStart"/>
+      <w:r>
         <w:t>Steam</w:t>
       </w:r>
-      <w:r>
-        <w:t xml:space="preserve"> – </w:t>
-      </w:r>
-      <w:r>
-        <w:t xml:space="preserve">это </w:t>
-      </w:r>
-      <w:r>
-        <w:t xml:space="preserve">онлайн-сервис цифрового распространения компьютерных игр и программ, разработанный и поддерживаемый компанией </w:t>
-      </w:r>
-      <w:proofErr w:type="spellStart"/>
-      <w:r>
-        <w:t>Valve</w:t>
-      </w:r>
       <w:proofErr w:type="spellEnd"/>
       <w:r>
-        <w:t xml:space="preserve">. </w:t>
-      </w:r>
-      <w:proofErr w:type="spellStart"/>
-      <w:r>
-        <w:t>Steam</w:t>
-      </w:r>
-      <w:proofErr w:type="spellEnd"/>
-      <w:r>
-        <w:t xml:space="preserve"> выполняет роль средства технической защиты авторских прав, платформы для многопользовательских игр и потокового вещания, а также социальной сети для игроков. </w:t>
-      </w:r>
-      <w:r>
-        <w:t xml:space="preserve">Программный клиент </w:t>
-      </w:r>
-      <w:proofErr w:type="spellStart"/>
-      <w:r>
-        <w:t>Steam</w:t>
-      </w:r>
-      <w:proofErr w:type="spellEnd"/>
-      <w:r>
-        <w:t xml:space="preserve"> обеспечивает установку и регулярное обновление игр, поддержку облачных сохранений, а также текстовую и голосовую коммуникацию между пользователями. Кроме того, сервис предоставляет пользователям доступ к библиотеке приобретённых игр, позволяет отслеживать </w:t>
-      </w:r>
-      <w:r>
-        <w:lastRenderedPageBreak/>
-        <w:t xml:space="preserve">игровую активность друзей, получать достижения и повышать уровень профиля. Несмотря на широкий спектр функций, основная цель </w:t>
+        <w:t xml:space="preserve"> обеспечивает установку и регулярное обновление игр, поддержку облачных сохранений, а также текстовую и голосовую коммуникацию между пользователями. Кроме того, сервис предоставляет пользователям доступ к библиотеке приобретённых игр, позволяет отслеживать игровую активность друзей, получать достижения и повышать уровень профиля. Несмотря на широкий спектр функций, основная цель </w:t>
       </w:r>
       <w:proofErr w:type="spellStart"/>
       <w:r>
@@ -8810,6 +8918,7 @@
           <w:b/>
           <w:bCs/>
         </w:rPr>
+        <w:lastRenderedPageBreak/>
         <w:t>Таблица 1.1 – Сравнение игровых платформ</w:t>
       </w:r>
     </w:p>
@@ -9259,7 +9368,6 @@
                 <w:sz w:val="24"/>
                 <w:lang w:val="en-RU" w:eastAsia="en-GB"/>
               </w:rPr>
-              <w:lastRenderedPageBreak/>
               <w:t>Покупка игр</w:t>
             </w:r>
           </w:p>
@@ -10249,6 +10357,1146 @@
       </w:pPr>
       <w:r>
         <w:t>По итогам сравнения можно сделать вывод: платформы, которая полностью бы удовлетворяла нашим требованиям пока что нет.</w:t>
+      </w:r>
+    </w:p>
+    <w:p>
+      <w:pPr>
+        <w:spacing w:line="600" w:lineRule="auto"/>
+      </w:pPr>
+    </w:p>
+    <w:p>
+      <w:pPr>
+        <w:pStyle w:val="Heading2"/>
+      </w:pPr>
+      <w:r>
+        <w:t>1.3 Теоретические основы разработки веб-систем</w:t>
+      </w:r>
+    </w:p>
+    <w:p>
+      <w:pPr>
+        <w:spacing w:line="480" w:lineRule="auto"/>
+      </w:pPr>
+    </w:p>
+    <w:p>
+      <w:r>
+        <w:t>Начать данные раздел стоит с определения веб-приложения</w:t>
+      </w:r>
+      <w:r>
+        <w:t>/</w:t>
+      </w:r>
+      <w:r>
+        <w:t xml:space="preserve">системы. Веб-приложение – это </w:t>
+      </w:r>
+      <w:r>
+        <w:t xml:space="preserve">программное обеспечение, которое запускается в веб-браузере. Компании должны обмениваться информацией и оказывать услуги удаленно. Они используют веб-приложения для удобной и безопасной связи с клиентами. Наиболее распространенные функции веб-сайта, такие как корзины, поиск и </w:t>
+      </w:r>
+      <w:r>
+        <w:lastRenderedPageBreak/>
+        <w:t>фильтрация товаров, обмен мгновенными сообщениями и ленты новостей социальных сетей, по своей структуре являются веб-приложениями. Они позволяют получить доступ к сложным функциональным возможностям без установки или настройки программного обеспечения.</w:t>
+      </w:r>
+    </w:p>
+    <w:p>
+      <w:r>
+        <w:t xml:space="preserve">В своей основе все без исключения веб-приложения делаются с помощью одних и тех же технологий (см какой-то раздел). Но организовать работу веб-приложения можно разными способами. Способы эти зависят от целей, которых мы хотим добиться этим приложением. </w:t>
+      </w:r>
+    </w:p>
+    <w:p>
+      <w:r>
+        <w:t>Первы</w:t>
+      </w:r>
+      <w:r>
+        <w:t>й вид веб-приложений – это с</w:t>
+      </w:r>
+      <w:r>
+        <w:t>татические многостраничные приложения</w:t>
+      </w:r>
+      <w:r>
+        <w:t>. Они</w:t>
+      </w:r>
+      <w:r>
+        <w:t xml:space="preserve"> состоят из набора статичных страниц. Их просто разрабатывать, но если страниц становится много (сотни и тысячи), или данные на странице меняются, то придётся генерировать их на лету. Для этого нужно подключать сервер и писать дополнительный код. На каждый переход нужно генерировать и загружать новую страницу, а это занимает время.</w:t>
+      </w:r>
+    </w:p>
+    <w:p>
+      <w:r>
+        <w:t>Следующий</w:t>
+      </w:r>
+      <w:r>
+        <w:rPr>
+          <w:lang w:val="en-US"/>
+        </w:rPr>
+        <w:t xml:space="preserve"> </w:t>
+      </w:r>
+      <w:r>
+        <w:t>вид</w:t>
+      </w:r>
+      <w:r>
+        <w:rPr>
+          <w:lang w:val="en-US"/>
+        </w:rPr>
+        <w:t xml:space="preserve"> </w:t>
+      </w:r>
+      <w:r>
+        <w:t>приложений</w:t>
+      </w:r>
+      <w:r>
+        <w:rPr>
+          <w:lang w:val="en-US"/>
+        </w:rPr>
+        <w:t xml:space="preserve"> – </w:t>
+      </w:r>
+      <w:r>
+        <w:rPr>
+          <w:lang w:val="en-US"/>
+        </w:rPr>
+        <w:t>SPA</w:t>
+      </w:r>
+      <w:r>
+        <w:rPr>
+          <w:lang w:val="en-US"/>
+        </w:rPr>
+        <w:t xml:space="preserve"> (</w:t>
+      </w:r>
+      <w:r>
+        <w:rPr>
+          <w:lang w:val="en-US"/>
+        </w:rPr>
+        <w:t>Single</w:t>
+      </w:r>
+      <w:r>
+        <w:rPr>
+          <w:lang w:val="en-US"/>
+        </w:rPr>
+        <w:t xml:space="preserve"> </w:t>
+      </w:r>
+      <w:r>
+        <w:rPr>
+          <w:lang w:val="en-US"/>
+        </w:rPr>
+        <w:t>Page</w:t>
+      </w:r>
+      <w:r>
+        <w:rPr>
+          <w:lang w:val="en-US"/>
+        </w:rPr>
+        <w:t xml:space="preserve"> </w:t>
+      </w:r>
+      <w:r>
+        <w:rPr>
+          <w:lang w:val="en-US"/>
+        </w:rPr>
+        <w:t>Application</w:t>
+      </w:r>
+      <w:r>
+        <w:rPr>
+          <w:lang w:val="en-US"/>
+        </w:rPr>
+        <w:t xml:space="preserve">). </w:t>
+      </w:r>
+      <w:r>
+        <w:rPr>
+          <w:lang w:val="en-US"/>
+        </w:rPr>
+        <w:t>SPA</w:t>
+      </w:r>
+      <w:r>
+        <w:t xml:space="preserve"> </w:t>
+      </w:r>
+      <w:r>
+        <w:t>состоят из одной страницы, а всю остальную работу выполняет JavaScript. Такой подход позволяет создать полноценный опыт приложения: переходы между экранами происходят мгновенно, можно давать пользователю визуальный ответ, пока данные загружаются асинхронно с помощью API.</w:t>
+      </w:r>
+      <w:r>
+        <w:t xml:space="preserve"> </w:t>
+      </w:r>
+      <w:r>
+        <w:t>Разработка одностраничных приложений имеет богатую экосистему: фреймворки и библиотеки для создания интерфейсов, подходы к разработке, архитектурные паттерны. Одностраничные приложения делятся по месту начальной отрисовки страницы: в браузере (</w:t>
+      </w:r>
+      <w:proofErr w:type="spellStart"/>
+      <w:r>
+        <w:t>client</w:t>
+      </w:r>
+      <w:proofErr w:type="spellEnd"/>
+      <w:r>
+        <w:t xml:space="preserve"> </w:t>
+      </w:r>
+      <w:proofErr w:type="spellStart"/>
+      <w:r>
+        <w:t>side</w:t>
+      </w:r>
+      <w:proofErr w:type="spellEnd"/>
+      <w:r>
+        <w:t xml:space="preserve"> </w:t>
+      </w:r>
+      <w:proofErr w:type="spellStart"/>
+      <w:r>
+        <w:t>rendering</w:t>
+      </w:r>
+      <w:proofErr w:type="spellEnd"/>
+      <w:r>
+        <w:t>) или на сервере (</w:t>
+      </w:r>
+      <w:proofErr w:type="spellStart"/>
+      <w:r>
+        <w:t>server</w:t>
+      </w:r>
+      <w:proofErr w:type="spellEnd"/>
+      <w:r>
+        <w:t xml:space="preserve"> </w:t>
+      </w:r>
+      <w:proofErr w:type="spellStart"/>
+      <w:r>
+        <w:t>side</w:t>
+      </w:r>
+      <w:proofErr w:type="spellEnd"/>
+      <w:r>
+        <w:t xml:space="preserve"> </w:t>
+      </w:r>
+      <w:proofErr w:type="spellStart"/>
+      <w:r>
+        <w:t>rendering</w:t>
+      </w:r>
+      <w:proofErr w:type="spellEnd"/>
+      <w:r>
+        <w:t>).</w:t>
+      </w:r>
+      <w:r>
+        <w:t xml:space="preserve"> </w:t>
+      </w:r>
+    </w:p>
+    <w:p>
+      <w:pPr>
+        <w:rPr>
+          <w:lang w:val="en-US"/>
+        </w:rPr>
+      </w:pPr>
+      <w:r>
+        <w:t xml:space="preserve">Последний и самый новый вид – </w:t>
+      </w:r>
+      <w:r>
+        <w:rPr>
+          <w:lang w:val="en-US"/>
+        </w:rPr>
+        <w:t>PWA</w:t>
+      </w:r>
+      <w:r>
+        <w:t xml:space="preserve">. </w:t>
+      </w:r>
+      <w:r>
+        <w:t>PWA — это веб-приложения, которые применяют стратегию прогрессивного улучшения (</w:t>
+      </w:r>
+      <w:proofErr w:type="spellStart"/>
+      <w:r>
+        <w:t>progressive</w:t>
+      </w:r>
+      <w:proofErr w:type="spellEnd"/>
+      <w:r>
+        <w:t xml:space="preserve"> </w:t>
+      </w:r>
+      <w:proofErr w:type="spellStart"/>
+      <w:r>
+        <w:t>enhancement</w:t>
+      </w:r>
+      <w:proofErr w:type="spellEnd"/>
+      <w:r>
+        <w:t>), то есть проверяют, поддерживает ли браузер те или иные Web API, и если да, то могут их использовать, чтобы обеспечить опыт взаимодействия (</w:t>
+      </w:r>
+      <w:proofErr w:type="spellStart"/>
+      <w:r>
+        <w:t>user</w:t>
+      </w:r>
+      <w:proofErr w:type="spellEnd"/>
+      <w:r>
+        <w:t xml:space="preserve"> </w:t>
+      </w:r>
+      <w:proofErr w:type="spellStart"/>
+      <w:r>
+        <w:t>experience</w:t>
+      </w:r>
+      <w:proofErr w:type="spellEnd"/>
+      <w:r>
+        <w:t>) наравне с нативными приложениями.</w:t>
+      </w:r>
+    </w:p>
+    <w:p>
+      <w:r>
+        <w:lastRenderedPageBreak/>
+        <w:t xml:space="preserve">После рассмотрения видов веб-приложений нужно рассмотреть клиент-серверную архитектуру, так как она является неотъемлемой частью работы веб-приложения. </w:t>
+      </w:r>
+      <w:r>
+        <w:t xml:space="preserve">Общий принцип клиент-серверной архитектуры простой: </w:t>
+      </w:r>
+    </w:p>
+    <w:p>
+      <w:pPr>
+        <w:pStyle w:val="ListParagraph"/>
+        <w:numPr>
+          <w:ilvl w:val="0"/>
+          <w:numId w:val="9"/>
+        </w:numPr>
+      </w:pPr>
+      <w:r>
+        <w:t>клиент запрашивает данные</w:t>
+      </w:r>
+      <w:r>
+        <w:rPr>
+          <w:lang w:val="en-US"/>
+        </w:rPr>
+        <w:t>;</w:t>
+      </w:r>
+    </w:p>
+    <w:p>
+      <w:pPr>
+        <w:pStyle w:val="ListParagraph"/>
+        <w:numPr>
+          <w:ilvl w:val="0"/>
+          <w:numId w:val="9"/>
+        </w:numPr>
+      </w:pPr>
+      <w:r>
+        <w:t xml:space="preserve">сервер </w:t>
+      </w:r>
+      <w:r>
+        <w:t>обрабатывает запрос</w:t>
+      </w:r>
+      <w:r>
+        <w:rPr>
+          <w:lang w:val="en-US"/>
+        </w:rPr>
+        <w:t>;</w:t>
+      </w:r>
+      <w:r>
+        <w:t xml:space="preserve"> </w:t>
+      </w:r>
+    </w:p>
+    <w:p>
+      <w:pPr>
+        <w:pStyle w:val="ListParagraph"/>
+        <w:numPr>
+          <w:ilvl w:val="0"/>
+          <w:numId w:val="9"/>
+        </w:numPr>
+      </w:pPr>
+      <w:r>
+        <w:t>сервер обращается к базе данных (если нужно)</w:t>
+      </w:r>
+      <w:r>
+        <w:t>;</w:t>
+      </w:r>
+    </w:p>
+    <w:p>
+      <w:pPr>
+        <w:pStyle w:val="ListParagraph"/>
+        <w:numPr>
+          <w:ilvl w:val="0"/>
+          <w:numId w:val="9"/>
+        </w:numPr>
+      </w:pPr>
+      <w:r>
+        <w:t>возвращает результат клиенту.</w:t>
+      </w:r>
+    </w:p>
+    <w:p>
+      <w:r>
+        <w:t xml:space="preserve">Клиент-серверная архитектура </w:t>
+      </w:r>
+      <w:proofErr w:type="gramStart"/>
+      <w:r>
+        <w:t>-</w:t>
+      </w:r>
+      <w:r>
+        <w:t xml:space="preserve"> это</w:t>
+      </w:r>
+      <w:proofErr w:type="gramEnd"/>
+      <w:r>
+        <w:t xml:space="preserve"> модель взаимодействия, в которой есть три ключевых участника:</w:t>
+      </w:r>
+    </w:p>
+    <w:p>
+      <w:r>
+        <w:rPr>
+          <w:i/>
+          <w:iCs/>
+        </w:rPr>
+        <w:t>Клиент</w:t>
+      </w:r>
+      <w:r>
+        <w:t xml:space="preserve"> </w:t>
+      </w:r>
+      <w:r>
+        <w:t>-</w:t>
+      </w:r>
+      <w:r>
+        <w:t xml:space="preserve"> программа, с которой пользователь работает напрямую (чаще всего это браузер или мобильное приложение).</w:t>
+      </w:r>
+    </w:p>
+    <w:p>
+      <w:r>
+        <w:t xml:space="preserve">Сервер </w:t>
+      </w:r>
+      <w:r>
+        <w:t>-</w:t>
+      </w:r>
+      <w:r>
+        <w:t xml:space="preserve"> мощный компьютер, принимающий запросы, обрабатывающий их и отправляющий ответы.</w:t>
+      </w:r>
+    </w:p>
+    <w:p>
+      <w:pPr>
+        <w:rPr>
+          <w:lang w:val="en-US"/>
+        </w:rPr>
+      </w:pPr>
+      <w:r>
+        <w:rPr>
+          <w:i/>
+          <w:iCs/>
+        </w:rPr>
+        <w:t>База данных (БД)</w:t>
+      </w:r>
+      <w:r>
+        <w:t xml:space="preserve"> </w:t>
+      </w:r>
+      <w:r>
+        <w:t>-</w:t>
+      </w:r>
+      <w:r>
+        <w:t xml:space="preserve"> хранилище, где лежит вся информация, с которой работает сервер: пользователи, товары, заказы, сообщения и т. д.</w:t>
+      </w:r>
+    </w:p>
+    <w:p>
+      <w:r>
+        <w:t>На рисунке 1.1 схематически изображен процесс обмена сообщениями между клиентом и сервером.</w:t>
+      </w:r>
+    </w:p>
+    <w:p>
+      <w:r>
+        <w:lastRenderedPageBreak/>
+        <w:fldChar w:fldCharType="begin"/>
+      </w:r>
+      <w:r>
+        <w:instrText xml:space="preserve"> INCLUDEPICTURE "https://chatgpt.com/backend-api/estuary/content?id=file_000000000840724692541136fd7cd635&amp;ts=492376&amp;p=fs&amp;cid=1&amp;sig=a53d53b069aa631c98dd0b5d8c70561c0f423cff8635e270bbb14bbdf57fab94&amp;v=0" \* MERGEFORMATINET </w:instrText>
+      </w:r>
+      <w:r>
+        <w:fldChar w:fldCharType="separate"/>
+      </w:r>
+      <w:r>
+        <w:rPr>
+          <w:noProof/>
+        </w:rPr>
+        <mc:AlternateContent>
+          <mc:Choice Requires="wps">
+            <w:drawing>
+              <wp:inline distT="0" distB="0" distL="0" distR="0">
+                <wp:extent cx="307975" cy="307975"/>
+                <wp:effectExtent l="0" t="0" r="0" b="0"/>
+                <wp:docPr id="243275165" name="Rectangle 5" descr="Сформированное изображение"/>
+                <wp:cNvGraphicFramePr>
+                  <a:graphicFrameLocks xmlns:a="http://schemas.openxmlformats.org/drawingml/2006/main" noChangeAspect="1"/>
+                </wp:cNvGraphicFramePr>
+                <a:graphic xmlns:a="http://schemas.openxmlformats.org/drawingml/2006/main">
+                  <a:graphicData uri="http://schemas.microsoft.com/office/word/2010/wordprocessingShape">
+                    <wps:wsp>
+                      <wps:cNvSpPr>
+                        <a:spLocks noChangeAspect="1" noChangeArrowheads="1"/>
+                      </wps:cNvSpPr>
+                      <wps:spPr bwMode="auto">
+                        <a:xfrm>
+                          <a:off x="0" y="0"/>
+                          <a:ext cx="307975" cy="307975"/>
+                        </a:xfrm>
+                        <a:prstGeom prst="rect">
+                          <a:avLst/>
+                        </a:prstGeom>
+                        <a:noFill/>
+                        <a:ln>
+                          <a:noFill/>
+                        </a:ln>
+                        <a:extLst>
+                          <a:ext uri="{909E8E84-426E-40DD-AFC4-6F175D3DCCD1}">
+                            <a14:hiddenFill xmlns:a14="http://schemas.microsoft.com/office/drawing/2010/main">
+                              <a:solidFill>
+                                <a:srgbClr val="FFFFFF"/>
+                              </a:solidFill>
+                            </a14:hiddenFill>
+                          </a:ext>
+                          <a:ext uri="{91240B29-F687-4F45-9708-019B960494DF}">
+                            <a14:hiddenLine xmlns:a14="http://schemas.microsoft.com/office/drawing/2010/main" w="9525">
+                              <a:solidFill>
+                                <a:srgbClr val="000000"/>
+                              </a:solidFill>
+                              <a:miter lim="800000"/>
+                              <a:headEnd/>
+                              <a:tailEnd/>
+                            </a14:hiddenLine>
+                          </a:ext>
+                        </a:extLst>
+                      </wps:spPr>
+                      <wps:bodyPr rot="0" vert="horz" wrap="square" lIns="91440" tIns="45720" rIns="91440" bIns="45720" anchor="t" anchorCtr="0" upright="1">
+                        <a:noAutofit/>
+                      </wps:bodyPr>
+                    </wps:wsp>
+                  </a:graphicData>
+                </a:graphic>
+              </wp:inline>
+            </w:drawing>
+          </mc:Choice>
+          <mc:Fallback>
+            <w:pict>
+              <v:rect w14:anchorId="6D5633C6" id="Rectangle 5" o:spid="_x0000_s1026" alt="Сформированное изображение" style="width:24.25pt;height:24.25pt;visibility:visible;mso-wrap-style:square;mso-left-percent:-10001;mso-top-percent:-10001;mso-position-horizontal:absolute;mso-position-horizontal-relative:char;mso-position-vertical:absolute;mso-position-vertical-relative:line;mso-left-percent:-10001;mso-top-percent:-10001;v-text-anchor:top" o:gfxdata="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" filled="f" stroked="f">
+                <o:lock v:ext="edit" aspectratio="t"/>
+                <w10:anchorlock/>
+              </v:rect>
+            </w:pict>
+          </mc:Fallback>
+        </mc:AlternateContent>
+      </w:r>
+      <w:r>
+        <w:fldChar w:fldCharType="end"/>
+      </w:r>
+      <w:r>
+        <w:t xml:space="preserve"> </w:t>
+      </w:r>
+      <w:r>
+        <w:fldChar w:fldCharType="begin"/>
+      </w:r>
+      <w:r>
+        <w:instrText xml:space="preserve"> INCLUDEPICTURE "https://chatgpt.com/backend-api/estuary/content?id=file_000000000840724692541136fd7cd635&amp;ts=492376&amp;p=fs&amp;cid=1&amp;sig=a53d53b069aa631c98dd0b5d8c70561c0f423cff8635e270bbb14bbdf57fab94&amp;v=0" \* MERGEFORMATINET </w:instrText>
+      </w:r>
+      <w:r>
+        <w:fldChar w:fldCharType="separate"/>
+      </w:r>
+      <w:r>
+        <w:rPr>
+          <w:noProof/>
+        </w:rPr>
+        <mc:AlternateContent>
+          <mc:Choice Requires="wps">
+            <w:drawing>
+              <wp:inline distT="0" distB="0" distL="0" distR="0">
+                <wp:extent cx="307975" cy="307975"/>
+                <wp:effectExtent l="0" t="0" r="0" b="0"/>
+                <wp:docPr id="101034096" name="Rectangle 6"/>
+                <wp:cNvGraphicFramePr>
+                  <a:graphicFrameLocks xmlns:a="http://schemas.openxmlformats.org/drawingml/2006/main" noChangeAspect="1"/>
+                </wp:cNvGraphicFramePr>
+                <a:graphic xmlns:a="http://schemas.openxmlformats.org/drawingml/2006/main">
+                  <a:graphicData uri="http://schemas.microsoft.com/office/word/2010/wordprocessingShape">
+                    <wps:wsp>
+                      <wps:cNvSpPr>
+                        <a:spLocks noChangeAspect="1" noChangeArrowheads="1"/>
+                      </wps:cNvSpPr>
+                      <wps:spPr bwMode="auto">
+                        <a:xfrm>
+                          <a:off x="0" y="0"/>
+                          <a:ext cx="307975" cy="307975"/>
+                        </a:xfrm>
+                        <a:prstGeom prst="rect">
+                          <a:avLst/>
+                        </a:prstGeom>
+                        <a:noFill/>
+                        <a:ln>
+                          <a:noFill/>
+                        </a:ln>
+                        <a:extLst>
+                          <a:ext uri="{909E8E84-426E-40DD-AFC4-6F175D3DCCD1}">
+                            <a14:hiddenFill xmlns:a14="http://schemas.microsoft.com/office/drawing/2010/main">
+                              <a:solidFill>
+                                <a:srgbClr val="FFFFFF"/>
+                              </a:solidFill>
+                            </a14:hiddenFill>
+                          </a:ext>
+                          <a:ext uri="{91240B29-F687-4F45-9708-019B960494DF}">
+                            <a14:hiddenLine xmlns:a14="http://schemas.microsoft.com/office/drawing/2010/main" w="9525">
+                              <a:solidFill>
+                                <a:srgbClr val="000000"/>
+                              </a:solidFill>
+                              <a:miter lim="800000"/>
+                              <a:headEnd/>
+                              <a:tailEnd/>
+                            </a14:hiddenLine>
+                          </a:ext>
+                        </a:extLst>
+                      </wps:spPr>
+                      <wps:bodyPr rot="0" vert="horz" wrap="square" lIns="91440" tIns="45720" rIns="91440" bIns="45720" anchor="t" anchorCtr="0" upright="1">
+                        <a:noAutofit/>
+                      </wps:bodyPr>
+                    </wps:wsp>
+                  </a:graphicData>
+                </a:graphic>
+              </wp:inline>
+            </w:drawing>
+          </mc:Choice>
+          <mc:Fallback>
+            <w:pict>
+              <v:rect w14:anchorId="45F43FC8" id="Rectangle 6" o:spid="_x0000_s1026" style="width:24.25pt;height:24.25pt;visibility:visible;mso-wrap-style:square;mso-left-percent:-10001;mso-top-percent:-10001;mso-position-horizontal:absolute;mso-position-horizontal-relative:char;mso-position-vertical:absolute;mso-position-vertical-relative:line;mso-left-percent:-10001;mso-top-percent:-10001;v-text-anchor:top" o:gfxdata="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" filled="f" stroked="f">
+                <o:lock v:ext="edit" aspectratio="t"/>
+                <w10:anchorlock/>
+              </v:rect>
+            </w:pict>
+          </mc:Fallback>
+        </mc:AlternateContent>
+      </w:r>
+      <w:r>
+        <w:fldChar w:fldCharType="end"/>
+      </w:r>
+      <w:r>
+        <w:t xml:space="preserve"> </w:t>
+      </w:r>
+      <w:r>
+        <w:fldChar w:fldCharType="begin"/>
+      </w:r>
+      <w:r>
+        <w:instrText xml:space="preserve"> INCLUDEPICTURE "https://chatgpt.com/backend-api/estuary/content?id=file_000000000840724692541136fd7cd635&amp;ts=492376&amp;p=fs&amp;cid=1&amp;sig=a53d53b069aa631c98dd0b5d8c70561c0f423cff8635e270bbb14bbdf57fab94&amp;v=0" \* MERGEFORMATINET </w:instrText>
+      </w:r>
+      <w:r>
+        <w:fldChar w:fldCharType="separate"/>
+      </w:r>
+      <w:r>
+        <w:rPr>
+          <w:noProof/>
+        </w:rPr>
+        <mc:AlternateContent>
+          <mc:Choice Requires="wps">
+            <w:drawing>
+              <wp:inline distT="0" distB="0" distL="0" distR="0">
+                <wp:extent cx="307975" cy="307975"/>
+                <wp:effectExtent l="0" t="0" r="0" b="0"/>
+                <wp:docPr id="1756340512" name="Rectangle 7"/>
+                <wp:cNvGraphicFramePr>
+                  <a:graphicFrameLocks xmlns:a="http://schemas.openxmlformats.org/drawingml/2006/main" noChangeAspect="1"/>
+                </wp:cNvGraphicFramePr>
+                <a:graphic xmlns:a="http://schemas.openxmlformats.org/drawingml/2006/main">
+                  <a:graphicData uri="http://schemas.microsoft.com/office/word/2010/wordprocessingShape">
+                    <wps:wsp>
+                      <wps:cNvSpPr>
+                        <a:spLocks noChangeAspect="1" noChangeArrowheads="1"/>
+                      </wps:cNvSpPr>
+                      <wps:spPr bwMode="auto">
+                        <a:xfrm>
+                          <a:off x="0" y="0"/>
+                          <a:ext cx="307975" cy="307975"/>
+                        </a:xfrm>
+                        <a:prstGeom prst="rect">
+                          <a:avLst/>
+                        </a:prstGeom>
+                        <a:noFill/>
+                        <a:ln>
+                          <a:noFill/>
+                        </a:ln>
+                        <a:extLst>
+                          <a:ext uri="{909E8E84-426E-40DD-AFC4-6F175D3DCCD1}">
+                            <a14:hiddenFill xmlns:a14="http://schemas.microsoft.com/office/drawing/2010/main">
+                              <a:solidFill>
+                                <a:srgbClr val="FFFFFF"/>
+                              </a:solidFill>
+                            </a14:hiddenFill>
+                          </a:ext>
+                          <a:ext uri="{91240B29-F687-4F45-9708-019B960494DF}">
+                            <a14:hiddenLine xmlns:a14="http://schemas.microsoft.com/office/drawing/2010/main" w="9525">
+                              <a:solidFill>
+                                <a:srgbClr val="000000"/>
+                              </a:solidFill>
+                              <a:miter lim="800000"/>
+                              <a:headEnd/>
+                              <a:tailEnd/>
+                            </a14:hiddenLine>
+                          </a:ext>
+                        </a:extLst>
+                      </wps:spPr>
+                      <wps:bodyPr rot="0" vert="horz" wrap="square" lIns="91440" tIns="45720" rIns="91440" bIns="45720" anchor="t" anchorCtr="0" upright="1">
+                        <a:noAutofit/>
+                      </wps:bodyPr>
+                    </wps:wsp>
+                  </a:graphicData>
+                </a:graphic>
+              </wp:inline>
+            </w:drawing>
+          </mc:Choice>
+          <mc:Fallback>
+            <w:pict>
+              <v:rect w14:anchorId="28336B80" id="Rectangle 7" o:spid="_x0000_s1026" style="width:24.25pt;height:24.25pt;visibility:visible;mso-wrap-style:square;mso-left-percent:-10001;mso-top-percent:-10001;mso-position-horizontal:absolute;mso-position-horizontal-relative:char;mso-position-vertical:absolute;mso-position-vertical-relative:line;mso-left-percent:-10001;mso-top-percent:-10001;v-text-anchor:top" o:gfxdata="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" filled="f" stroked="f">
+                <o:lock v:ext="edit" aspectratio="t"/>
+                <w10:anchorlock/>
+              </v:rect>
+            </w:pict>
+          </mc:Fallback>
+        </mc:AlternateContent>
+      </w:r>
+      <w:r>
+        <w:fldChar w:fldCharType="end"/>
+      </w:r>
+      <w:r>
+        <w:rPr>
+          <w:noProof/>
+          <w14:ligatures w14:val="standardContextual"/>
+        </w:rPr>
+        <w:drawing>
+          <wp:inline distT="0" distB="0" distL="0" distR="0">
+            <wp:extent cx="6299835" cy="4199890"/>
+            <wp:effectExtent l="0" t="0" r="0" b="3810"/>
+            <wp:docPr id="1955480387" name="Picture 8"/>
+            <wp:cNvGraphicFramePr>
+              <a:graphicFrameLocks xmlns:a="http://schemas.openxmlformats.org/drawingml/2006/main" noChangeAspect="1"/>
+            </wp:cNvGraphicFramePr>
+            <a:graphic xmlns:a="http://schemas.openxmlformats.org/drawingml/2006/main">
+              <a:graphicData uri="http://schemas.openxmlformats.org/drawingml/2006/picture">
+                <pic:pic xmlns:pic="http://schemas.openxmlformats.org/drawingml/2006/picture">
+                  <pic:nvPicPr>
+                    <pic:cNvPr id="1955480387" name="Picture 1955480387"/>
+                    <pic:cNvPicPr/>
+                  </pic:nvPicPr>
+                  <pic:blipFill>
+                    <a:blip r:embed="rId9"/>
+                    <a:stretch>
+                      <a:fillRect/>
+                    </a:stretch>
+                  </pic:blipFill>
+                  <pic:spPr>
+                    <a:xfrm>
+                      <a:off x="0" y="0"/>
+                      <a:ext cx="6299835" cy="4199890"/>
+                    </a:xfrm>
+                    <a:prstGeom prst="rect">
+                      <a:avLst/>
+                    </a:prstGeom>
+                  </pic:spPr>
+                </pic:pic>
+              </a:graphicData>
+            </a:graphic>
+          </wp:inline>
+        </w:drawing>
+      </w:r>
+    </w:p>
+    <w:p>
+      <w:pPr>
+        <w:jc w:val="center"/>
+        <w:rPr>
+          <w:b/>
+          <w:bCs/>
+        </w:rPr>
+      </w:pPr>
+      <w:r>
+        <w:rPr>
+          <w:b/>
+          <w:bCs/>
+        </w:rPr>
+        <w:t xml:space="preserve">Рисунок 1.1 – </w:t>
+      </w:r>
+      <w:r>
+        <w:rPr>
+          <w:b/>
+          <w:bCs/>
+        </w:rPr>
+        <w:t>С</w:t>
+      </w:r>
+      <w:r>
+        <w:rPr>
+          <w:b/>
+          <w:bCs/>
+        </w:rPr>
+        <w:t>хематическое изображение клиент-серверной архитектуры</w:t>
+      </w:r>
+    </w:p>
+    <w:p>
+      <w:pPr>
+        <w:spacing w:line="240" w:lineRule="auto"/>
+        <w:jc w:val="center"/>
+        <w:rPr>
+          <w:b/>
+          <w:bCs/>
+        </w:rPr>
+      </w:pPr>
+    </w:p>
+    <w:p>
+      <w:r>
+        <w:t xml:space="preserve">Помимо клиент-серверной архитектуры существуют еще и другие виды. Например, </w:t>
+      </w:r>
+      <w:r>
+        <w:rPr>
+          <w:lang w:val="en-US"/>
+        </w:rPr>
+        <w:t>Peer</w:t>
+      </w:r>
+      <w:r>
+        <w:t xml:space="preserve"> </w:t>
+      </w:r>
+      <w:r>
+        <w:rPr>
+          <w:lang w:val="en-US"/>
+        </w:rPr>
+        <w:t>To</w:t>
+      </w:r>
+      <w:r>
+        <w:t xml:space="preserve"> </w:t>
+      </w:r>
+      <w:r>
+        <w:rPr>
+          <w:lang w:val="en-US"/>
+        </w:rPr>
+        <w:t>Peer</w:t>
+      </w:r>
+      <w:r>
+        <w:t xml:space="preserve"> </w:t>
+      </w:r>
+      <w:r>
+        <w:t xml:space="preserve">или монолитные системы. Если в двух словах, то </w:t>
+      </w:r>
+      <w:r>
+        <w:rPr>
+          <w:lang w:val="en-US"/>
+        </w:rPr>
+        <w:t>Peer</w:t>
+      </w:r>
+      <w:r>
+        <w:t xml:space="preserve"> </w:t>
+      </w:r>
+      <w:r>
+        <w:rPr>
+          <w:lang w:val="en-US"/>
+        </w:rPr>
+        <w:t>To</w:t>
+      </w:r>
+      <w:r>
+        <w:t xml:space="preserve"> </w:t>
+      </w:r>
+      <w:r>
+        <w:rPr>
+          <w:lang w:val="en-US"/>
+        </w:rPr>
+        <w:t>Peer</w:t>
+      </w:r>
+      <w:r>
+        <w:t xml:space="preserve"> </w:t>
+      </w:r>
+      <w:r>
+        <w:t xml:space="preserve">архитектура представляет собой </w:t>
+      </w:r>
+      <w:r>
+        <w:t>децентрализованн</w:t>
+      </w:r>
+      <w:r>
+        <w:t>ую</w:t>
+      </w:r>
+      <w:r>
+        <w:t xml:space="preserve"> сетев</w:t>
+      </w:r>
+      <w:r>
+        <w:t>ую</w:t>
+      </w:r>
+      <w:r>
+        <w:t xml:space="preserve"> модель, где каждый узел</w:t>
+      </w:r>
+      <w:r>
+        <w:t xml:space="preserve"> </w:t>
+      </w:r>
+      <w:r>
+        <w:t>выполняет роль одновременно клиента и сервера, напрямую обмениваясь данными без центрального сервера</w:t>
+      </w:r>
+      <w:r>
+        <w:t>.</w:t>
+      </w:r>
+      <w:r>
+        <w:t xml:space="preserve"> </w:t>
+      </w:r>
+    </w:p>
+    <w:p>
+      <w:r>
+        <w:t xml:space="preserve">У клиент-серверной архитектуры есть следующие преимущества по сравнению с </w:t>
+      </w:r>
+      <w:r>
+        <w:rPr>
+          <w:lang w:val="en-US"/>
+        </w:rPr>
+        <w:t>P</w:t>
+      </w:r>
+      <w:r>
+        <w:t>2</w:t>
+      </w:r>
+      <w:r>
+        <w:rPr>
+          <w:lang w:val="en-US"/>
+        </w:rPr>
+        <w:t>P</w:t>
+      </w:r>
+      <w:r>
+        <w:t>:</w:t>
+      </w:r>
+    </w:p>
+    <w:p>
+      <w:pPr>
+        <w:pStyle w:val="ListParagraph"/>
+        <w:numPr>
+          <w:ilvl w:val="0"/>
+          <w:numId w:val="11"/>
+        </w:numPr>
+      </w:pPr>
+      <w:r>
+        <w:rPr>
+          <w:b/>
+          <w:bCs/>
+        </w:rPr>
+        <w:t>Централизованное управление</w:t>
+      </w:r>
+      <w:r>
+        <w:t xml:space="preserve">. Сервер </w:t>
+      </w:r>
+      <w:r>
+        <w:t xml:space="preserve">- </w:t>
+      </w:r>
+      <w:r>
+        <w:t xml:space="preserve">единая точка контроля. Это упрощает администрирование, снижает расходы на поддержку инфраструктуры и гарантирует целостность данных. Обновления и исправления применяются в одном месте </w:t>
+      </w:r>
+      <w:r>
+        <w:t>-</w:t>
+      </w:r>
+      <w:r>
+        <w:t xml:space="preserve"> и сразу видны всем клиентам</w:t>
+      </w:r>
+      <w:r>
+        <w:t>;</w:t>
+      </w:r>
+    </w:p>
+    <w:p>
+      <w:pPr>
+        <w:pStyle w:val="ListParagraph"/>
+        <w:numPr>
+          <w:ilvl w:val="0"/>
+          <w:numId w:val="11"/>
+        </w:numPr>
+      </w:pPr>
+      <w:r>
+        <w:rPr>
+          <w:b/>
+          <w:bCs/>
+        </w:rPr>
+        <w:lastRenderedPageBreak/>
+        <w:t>Модульность и отказоустойчивость</w:t>
+      </w:r>
+      <w:r>
+        <w:t>. Современные клиент-серверные системы делятся на уровни и модули. Если один сервер вылетает, резервные продолжают работу, пользователи даже не замечают сбоя. Система не рушится целиком, а просто «переключает поток»</w:t>
+      </w:r>
+      <w:r>
+        <w:rPr>
+          <w:lang w:val="en-US"/>
+        </w:rPr>
+        <w:t>;</w:t>
+      </w:r>
+    </w:p>
+    <w:p>
+      <w:pPr>
+        <w:pStyle w:val="ListParagraph"/>
+        <w:numPr>
+          <w:ilvl w:val="0"/>
+          <w:numId w:val="11"/>
+        </w:numPr>
+      </w:pPr>
+      <w:r>
+        <w:rPr>
+          <w:b/>
+          <w:bCs/>
+        </w:rPr>
+        <w:t>Гибкость в технологиях</w:t>
+      </w:r>
+      <w:r>
+        <w:t xml:space="preserve">. Клиенты и серверы могут жить на разных операционных системах. Приложение на Windows спокойно общается с сервером на Linux </w:t>
+      </w:r>
+      <w:r>
+        <w:t>-</w:t>
+      </w:r>
+      <w:r>
+        <w:t xml:space="preserve"> им всё равно, главное, чтобы протоколы совпадали</w:t>
+      </w:r>
+      <w:r>
+        <w:t>;</w:t>
+      </w:r>
+    </w:p>
+    <w:p>
+      <w:pPr>
+        <w:pStyle w:val="ListParagraph"/>
+        <w:numPr>
+          <w:ilvl w:val="0"/>
+          <w:numId w:val="11"/>
+        </w:numPr>
+      </w:pPr>
+      <w:r>
+        <w:rPr>
+          <w:b/>
+          <w:bCs/>
+        </w:rPr>
+        <w:t>Совместная работа и доступ</w:t>
+      </w:r>
+      <w:r>
+        <w:t>. Сервер хранит общие данные, а клиенты работают с ними одновременно. При этом можно задавать права: кто читает, кто редактирует, кто только смотрит.</w:t>
+      </w:r>
+    </w:p>
+    <w:p>
+      <w:pPr>
+        <w:pStyle w:val="ListParagraph"/>
+        <w:numPr>
+          <w:ilvl w:val="0"/>
+          <w:numId w:val="11"/>
+        </w:numPr>
+      </w:pPr>
+      <w:r>
+        <w:rPr>
+          <w:b/>
+          <w:bCs/>
+        </w:rPr>
+        <w:t>Масштабирование</w:t>
+      </w:r>
+      <w:r>
+        <w:t xml:space="preserve">. Когда система растёт, можно просто добавить новые серверы или увеличить мощности. А если пользователей становится больше </w:t>
+      </w:r>
+      <w:r>
+        <w:t>-</w:t>
+      </w:r>
+      <w:r>
+        <w:t xml:space="preserve"> подключить дополнительные рабочие станции, не ломая архитектуру.</w:t>
+      </w:r>
+    </w:p>
+    <w:p>
+      <w:pPr>
+        <w:pStyle w:val="ListParagraph"/>
+        <w:numPr>
+          <w:ilvl w:val="0"/>
+          <w:numId w:val="11"/>
+        </w:numPr>
+      </w:pPr>
+      <w:r>
+        <w:rPr>
+          <w:b/>
+          <w:bCs/>
+        </w:rPr>
+        <w:t>Безопасность</w:t>
+      </w:r>
+      <w:r>
+        <w:t xml:space="preserve">. Клиенты не обмениваются данными напрямую </w:t>
+      </w:r>
+      <w:r>
+        <w:t>-</w:t>
+      </w:r>
+      <w:r>
+        <w:t xml:space="preserve"> всё идёт через сервер. Это снижает риски утечек и делает проще контроль доступа.</w:t>
+      </w:r>
+    </w:p>
+    <w:p>
+      <w:pPr>
+        <w:pStyle w:val="ListParagraph"/>
+        <w:numPr>
+          <w:ilvl w:val="0"/>
+          <w:numId w:val="11"/>
+        </w:numPr>
+      </w:pPr>
+      <w:r>
+        <w:rPr>
+          <w:b/>
+          <w:bCs/>
+        </w:rPr>
+        <w:t>Упрощённая поддержка</w:t>
+      </w:r>
+      <w:r>
+        <w:t xml:space="preserve">. Обновления, бэкапы, логи </w:t>
+      </w:r>
+      <w:r>
+        <w:t>-</w:t>
+      </w:r>
+      <w:r>
+        <w:t xml:space="preserve"> всё централизованно. Пользователям не нужно ничего вручную обновлять, достаточно, чтобы сервер держал актуальную версию.</w:t>
+      </w:r>
+    </w:p>
+    <w:p>
+      <w:r>
+        <w:t>И такие недостатки:</w:t>
+      </w:r>
+    </w:p>
+    <w:p>
+      <w:pPr>
+        <w:pStyle w:val="ListParagraph"/>
+        <w:numPr>
+          <w:ilvl w:val="0"/>
+          <w:numId w:val="13"/>
+        </w:numPr>
+        <w:rPr>
+          <w:lang w:val="en-RU"/>
+        </w:rPr>
+      </w:pPr>
+      <w:r>
+        <w:rPr>
+          <w:lang w:val="en-RU"/>
+        </w:rPr>
+        <w:t>Зависимость от сервера. Если он упал — не работает ничего. Даже самый идеальный клиент бесполезен без ответа.</w:t>
+      </w:r>
+    </w:p>
+    <w:p>
+      <w:pPr>
+        <w:pStyle w:val="ListParagraph"/>
+        <w:numPr>
+          <w:ilvl w:val="0"/>
+          <w:numId w:val="13"/>
+        </w:numPr>
+        <w:rPr>
+          <w:lang w:val="en-RU"/>
+        </w:rPr>
+      </w:pPr>
+      <w:r>
+        <w:rPr>
+          <w:lang w:val="en-RU"/>
+        </w:rPr>
+        <w:t>Нагрузка на инфраструктуру. Чем больше пользователей, тем выше требования к серверам и сети.</w:t>
+      </w:r>
+    </w:p>
+    <w:p>
+      <w:pPr>
+        <w:pStyle w:val="ListParagraph"/>
+        <w:numPr>
+          <w:ilvl w:val="0"/>
+          <w:numId w:val="13"/>
+        </w:numPr>
+        <w:rPr>
+          <w:lang w:val="en-RU"/>
+        </w:rPr>
+      </w:pPr>
+      <w:r>
+        <w:rPr>
+          <w:lang w:val="en-RU"/>
+        </w:rPr>
+        <w:t>Задержки. Данные всегда проходят через сервер, что добавляет время отклика, особенно при слабом соединении.</w:t>
+      </w:r>
+    </w:p>
+    <w:p>
+      <w:pPr>
+        <w:pStyle w:val="ListParagraph"/>
+        <w:numPr>
+          <w:ilvl w:val="0"/>
+          <w:numId w:val="13"/>
+        </w:numPr>
+        <w:rPr>
+          <w:lang w:val="en-RU"/>
+        </w:rPr>
+      </w:pPr>
+      <w:r>
+        <w:rPr>
+          <w:lang w:val="en-RU"/>
+        </w:rPr>
+        <w:t>Цена вопроса. Содержать серверы, базы данных и DevOps-команду стоит денег. P2P-сети в этом смысле дешевле.</w:t>
+      </w:r>
+    </w:p>
+    <w:p>
+      <w:pPr>
+        <w:pStyle w:val="ListParagraph"/>
+        <w:numPr>
+          <w:ilvl w:val="0"/>
+          <w:numId w:val="13"/>
+        </w:numPr>
+        <w:rPr>
+          <w:lang w:val="en-RU"/>
+        </w:rPr>
+      </w:pPr>
+      <w:r>
+        <w:rPr>
+          <w:lang w:val="en-RU"/>
+        </w:rPr>
+        <w:t>Единая точка отказа. Сервер — это «центр вселенной». Если кто-то его взломает, страдают все клиенты.</w:t>
       </w:r>
     </w:p>
     <w:p/>
@@ -10639,6 +11887,7 @@
         <w:rPr>
           <w:sz w:val="28"/>
           <w:szCs w:val="36"/>
+          <w:lang w:val="en-US"/>
         </w:rPr>
       </w:pPr>
       <w:bookmarkStart w:id="11" w:name="_Toc219302298"/>
@@ -10657,14 +11906,72 @@
     <w:p>
       <w:pPr>
         <w:pStyle w:val="a1"/>
-      </w:pPr>
+        <w:rPr>
+          <w:lang w:val="en-US"/>
+        </w:rPr>
+      </w:pPr>
+      <w:hyperlink r:id="rId10" w:history="1">
+        <w:r>
+          <w:rPr>
+            <w:rStyle w:val="Hyperlink"/>
+            <w:lang w:val="en-US"/>
+          </w:rPr>
+          <w:t>https://thecode.media/klient-servernaya-arhitektura/</w:t>
+        </w:r>
+      </w:hyperlink>
+    </w:p>
+    <w:p>
+      <w:pPr>
+        <w:pStyle w:val="a1"/>
+      </w:pPr>
+      <w:hyperlink r:id="rId11" w:history="1">
+        <w:r>
+          <w:rPr>
+            <w:rStyle w:val="Hyperlink"/>
+          </w:rPr>
+          <w:t>https://doka.guide/tools/web-app-types/</w:t>
+        </w:r>
+      </w:hyperlink>
+    </w:p>
+    <w:p>
+      <w:pPr>
+        <w:pStyle w:val="a1"/>
+      </w:pPr>
+      <w:hyperlink r:id="rId12" w:history="1">
+        <w:r>
+          <w:rPr>
+            <w:rStyle w:val="Hyperlink"/>
+          </w:rPr>
+          <w:t>https://leantech.ai/vebprilozhenie-osnovnye-vidy-i-ih-osobennosti</w:t>
+        </w:r>
+      </w:hyperlink>
+    </w:p>
+    <w:p>
+      <w:pPr>
+        <w:pStyle w:val="a1"/>
+      </w:pPr>
+      <w:hyperlink r:id="rId13" w:history="1">
+        <w:r>
+          <w:rPr>
+            <w:rStyle w:val="Hyperlink"/>
+          </w:rPr>
+          <w:t>https://habr.com/ru/companies/vstack/articles/760328/</w:t>
+        </w:r>
+      </w:hyperlink>
+    </w:p>
+    <w:p>
+      <w:pPr>
+        <w:pStyle w:val="a1"/>
+      </w:pPr>
+      <w:r>
+        <w:t>https://ru.wikipedia.org/wiki/Steam</w:t>
+      </w:r>
     </w:p>
     <w:p>
       <w:pPr>
         <w:spacing w:after="160" w:line="278" w:lineRule="auto"/>
         <w:rPr>
           <w:szCs w:val="28"/>
-          <w:lang w:val="en-US"/>
         </w:rPr>
       </w:pPr>
       <w:r>
@@ -10699,9 +12006,9 @@
       </w:pPr>
     </w:p>
     <w:sectPr>
-      <w:headerReference w:type="even" r:id="rId9"/>
-      <w:headerReference w:type="default" r:id="rId10"/>
-      <w:footerReference w:type="default" r:id="rId11"/>
+      <w:headerReference w:type="even" r:id="rId14"/>
+      <w:headerReference w:type="default" r:id="rId15"/>
+      <w:footerReference w:type="default" r:id="rId16"/>
       <w:pgSz w:w="11906" w:h="16838"/>
       <w:pgMar w:top="1134" w:right="567" w:bottom="1134" w:left="1418" w:header="709" w:footer="709" w:gutter="0"/>
       <w:cols w:space="708"/>
@@ -10926,16 +12233,129 @@
     </w:lvl>
   </w:abstractNum>
   <w:abstractNum w:abstractNumId="2" w15:restartNumberingAfterBreak="0">
-    <w:nsid w:val="23F4126A"/>
+    <w:nsid w:val="00F72078"/>
     <w:multiLevelType w:val="hybridMultilevel"/>
-    <w:tmpl w:val="187A795C"/>
-    <w:lvl w:ilvl="0" w:tplc="8B52684E">
+    <w:tmpl w:val="A2262EBE"/>
+    <w:lvl w:ilvl="0" w:tplc="08090001">
+      <w:start w:val="1"/>
+      <w:numFmt w:val="bullet"/>
+      <w:lvlText w:val=""/>
+      <w:lvlJc w:val="left"/>
+      <w:pPr>
+        <w:ind w:left="720" w:hanging="360"/>
+      </w:pPr>
+      <w:rPr>
+        <w:rFonts w:ascii="Symbol" w:hAnsi="Symbol" w:hint="default"/>
+      </w:rPr>
+    </w:lvl>
+    <w:lvl w:ilvl="1" w:tplc="08090003" w:tentative="1">
+      <w:start w:val="1"/>
+      <w:numFmt w:val="bullet"/>
+      <w:lvlText w:val="o"/>
+      <w:lvlJc w:val="left"/>
+      <w:pPr>
+        <w:ind w:left="1440" w:hanging="360"/>
+      </w:pPr>
+      <w:rPr>
+        <w:rFonts w:ascii="Courier New" w:hAnsi="Courier New" w:cs="Courier New" w:hint="default"/>
+      </w:rPr>
+    </w:lvl>
+    <w:lvl w:ilvl="2" w:tplc="08090005" w:tentative="1">
+      <w:start w:val="1"/>
+      <w:numFmt w:val="bullet"/>
+      <w:lvlText w:val=""/>
+      <w:lvlJc w:val="left"/>
+      <w:pPr>
+        <w:ind w:left="2160" w:hanging="360"/>
+      </w:pPr>
+      <w:rPr>
+        <w:rFonts w:ascii="Wingdings" w:hAnsi="Wingdings" w:hint="default"/>
+      </w:rPr>
+    </w:lvl>
+    <w:lvl w:ilvl="3" w:tplc="08090001" w:tentative="1">
+      <w:start w:val="1"/>
+      <w:numFmt w:val="bullet"/>
+      <w:lvlText w:val=""/>
+      <w:lvlJc w:val="left"/>
+      <w:pPr>
+        <w:ind w:left="2880" w:hanging="360"/>
+      </w:pPr>
+      <w:rPr>
+        <w:rFonts w:ascii="Symbol" w:hAnsi="Symbol" w:hint="default"/>
+      </w:rPr>
+    </w:lvl>
+    <w:lvl w:ilvl="4" w:tplc="08090003" w:tentative="1">
+      <w:start w:val="1"/>
+      <w:numFmt w:val="bullet"/>
+      <w:lvlText w:val="o"/>
+      <w:lvlJc w:val="left"/>
+      <w:pPr>
+        <w:ind w:left="3600" w:hanging="360"/>
+      </w:pPr>
+      <w:rPr>
+        <w:rFonts w:ascii="Courier New" w:hAnsi="Courier New" w:cs="Courier New" w:hint="default"/>
+      </w:rPr>
+    </w:lvl>
+    <w:lvl w:ilvl="5" w:tplc="08090005" w:tentative="1">
+      <w:start w:val="1"/>
+      <w:numFmt w:val="bullet"/>
+      <w:lvlText w:val=""/>
+      <w:lvlJc w:val="left"/>
+      <w:pPr>
+        <w:ind w:left="4320" w:hanging="360"/>
+      </w:pPr>
+      <w:rPr>
+        <w:rFonts w:ascii="Wingdings" w:hAnsi="Wingdings" w:hint="default"/>
+      </w:rPr>
+    </w:lvl>
+    <w:lvl w:ilvl="6" w:tplc="08090001" w:tentative="1">
+      <w:start w:val="1"/>
+      <w:numFmt w:val="bullet"/>
+      <w:lvlText w:val=""/>
+      <w:lvlJc w:val="left"/>
+      <w:pPr>
+        <w:ind w:left="5040" w:hanging="360"/>
+      </w:pPr>
+      <w:rPr>
+        <w:rFonts w:ascii="Symbol" w:hAnsi="Symbol" w:hint="default"/>
+      </w:rPr>
+    </w:lvl>
+    <w:lvl w:ilvl="7" w:tplc="08090003" w:tentative="1">
+      <w:start w:val="1"/>
+      <w:numFmt w:val="bullet"/>
+      <w:lvlText w:val="o"/>
+      <w:lvlJc w:val="left"/>
+      <w:pPr>
+        <w:ind w:left="5760" w:hanging="360"/>
+      </w:pPr>
+      <w:rPr>
+        <w:rFonts w:ascii="Courier New" w:hAnsi="Courier New" w:cs="Courier New" w:hint="default"/>
+      </w:rPr>
+    </w:lvl>
+    <w:lvl w:ilvl="8" w:tplc="08090005" w:tentative="1">
+      <w:start w:val="1"/>
+      <w:numFmt w:val="bullet"/>
+      <w:lvlText w:val=""/>
+      <w:lvlJc w:val="left"/>
+      <w:pPr>
+        <w:ind w:left="6480" w:hanging="360"/>
+      </w:pPr>
+      <w:rPr>
+        <w:rFonts w:ascii="Wingdings" w:hAnsi="Wingdings" w:hint="default"/>
+      </w:rPr>
+    </w:lvl>
+  </w:abstractNum>
+  <w:abstractNum w:abstractNumId="3" w15:restartNumberingAfterBreak="0">
+    <w:nsid w:val="18AA6EC3"/>
+    <w:multiLevelType w:val="hybridMultilevel"/>
+    <w:tmpl w:val="F648BD50"/>
+    <w:lvl w:ilvl="0" w:tplc="08090011">
       <w:start w:val="1"/>
       <w:numFmt w:val="decimal"/>
       <w:lvlText w:val="%1)"/>
       <w:lvlJc w:val="left"/>
       <w:pPr>
-        <w:ind w:left="1069" w:hanging="360"/>
+        <w:ind w:left="720" w:hanging="360"/>
       </w:pPr>
       <w:rPr>
         <w:rFonts w:hint="default"/>
@@ -10947,7 +12367,7 @@
       <w:lvlText w:val="%2."/>
       <w:lvlJc w:val="left"/>
       <w:pPr>
-        <w:ind w:left="1789" w:hanging="360"/>
+        <w:ind w:left="1440" w:hanging="360"/>
       </w:pPr>
     </w:lvl>
     <w:lvl w:ilvl="2" w:tplc="0809001B" w:tentative="1">
@@ -10956,7 +12376,7 @@
       <w:lvlText w:val="%3."/>
       <w:lvlJc w:val="right"/>
       <w:pPr>
-        <w:ind w:left="2509" w:hanging="180"/>
+        <w:ind w:left="2160" w:hanging="180"/>
       </w:pPr>
     </w:lvl>
     <w:lvl w:ilvl="3" w:tplc="0809000F" w:tentative="1">
@@ -10965,7 +12385,7 @@
       <w:lvlText w:val="%4."/>
       <w:lvlJc w:val="left"/>
       <w:pPr>
-        <w:ind w:left="3229" w:hanging="360"/>
+        <w:ind w:left="2880" w:hanging="360"/>
       </w:pPr>
     </w:lvl>
     <w:lvl w:ilvl="4" w:tplc="08090019" w:tentative="1">
@@ -10974,7 +12394,7 @@
       <w:lvlText w:val="%5."/>
       <w:lvlJc w:val="left"/>
       <w:pPr>
-        <w:ind w:left="3949" w:hanging="360"/>
+        <w:ind w:left="3600" w:hanging="360"/>
       </w:pPr>
     </w:lvl>
     <w:lvl w:ilvl="5" w:tplc="0809001B" w:tentative="1">
@@ -10983,7 +12403,7 @@
       <w:lvlText w:val="%6."/>
       <w:lvlJc w:val="right"/>
       <w:pPr>
-        <w:ind w:left="4669" w:hanging="180"/>
+        <w:ind w:left="4320" w:hanging="180"/>
       </w:pPr>
     </w:lvl>
     <w:lvl w:ilvl="6" w:tplc="0809000F" w:tentative="1">
@@ -10992,7 +12412,7 @@
       <w:lvlText w:val="%7."/>
       <w:lvlJc w:val="left"/>
       <w:pPr>
-        <w:ind w:left="5389" w:hanging="360"/>
+        <w:ind w:left="5040" w:hanging="360"/>
       </w:pPr>
     </w:lvl>
     <w:lvl w:ilvl="7" w:tplc="08090019" w:tentative="1">
@@ -11001,7 +12421,7 @@
       <w:lvlText w:val="%8."/>
       <w:lvlJc w:val="left"/>
       <w:pPr>
-        <w:ind w:left="6109" w:hanging="360"/>
+        <w:ind w:left="5760" w:hanging="360"/>
       </w:pPr>
     </w:lvl>
     <w:lvl w:ilvl="8" w:tplc="0809001B" w:tentative="1">
@@ -11010,11 +12430,189 @@
       <w:lvlText w:val="%9."/>
       <w:lvlJc w:val="right"/>
       <w:pPr>
-        <w:ind w:left="6829" w:hanging="180"/>
+        <w:ind w:left="6480" w:hanging="180"/>
       </w:pPr>
     </w:lvl>
   </w:abstractNum>
-  <w:abstractNum w:abstractNumId="3" w15:restartNumberingAfterBreak="0">
+  <w:abstractNum w:abstractNumId="4" w15:restartNumberingAfterBreak="0">
+    <w:nsid w:val="1D812418"/>
+    <w:multiLevelType w:val="hybridMultilevel"/>
+    <w:tmpl w:val="75CA35AA"/>
+    <w:lvl w:ilvl="0" w:tplc="33F4718C">
+      <w:start w:val="1"/>
+      <w:numFmt w:val="decimal"/>
+      <w:lvlText w:val="%1)"/>
+      <w:lvlJc w:val="left"/>
+      <w:pPr>
+        <w:ind w:left="1069" w:hanging="360"/>
+      </w:pPr>
+      <w:rPr>
+        <w:rFonts w:hint="default"/>
+      </w:rPr>
+    </w:lvl>
+    <w:lvl w:ilvl="1" w:tplc="08090019" w:tentative="1">
+      <w:start w:val="1"/>
+      <w:numFmt w:val="lowerLetter"/>
+      <w:lvlText w:val="%2."/>
+      <w:lvlJc w:val="left"/>
+      <w:pPr>
+        <w:ind w:left="1789" w:hanging="360"/>
+      </w:pPr>
+    </w:lvl>
+    <w:lvl w:ilvl="2" w:tplc="0809001B" w:tentative="1">
+      <w:start w:val="1"/>
+      <w:numFmt w:val="lowerRoman"/>
+      <w:lvlText w:val="%3."/>
+      <w:lvlJc w:val="right"/>
+      <w:pPr>
+        <w:ind w:left="2509" w:hanging="180"/>
+      </w:pPr>
+    </w:lvl>
+    <w:lvl w:ilvl="3" w:tplc="0809000F" w:tentative="1">
+      <w:start w:val="1"/>
+      <w:numFmt w:val="decimal"/>
+      <w:lvlText w:val="%4."/>
+      <w:lvlJc w:val="left"/>
+      <w:pPr>
+        <w:ind w:left="3229" w:hanging="360"/>
+      </w:pPr>
+    </w:lvl>
+    <w:lvl w:ilvl="4" w:tplc="08090019" w:tentative="1">
+      <w:start w:val="1"/>
+      <w:numFmt w:val="lowerLetter"/>
+      <w:lvlText w:val="%5."/>
+      <w:lvlJc w:val="left"/>
+      <w:pPr>
+        <w:ind w:left="3949" w:hanging="360"/>
+      </w:pPr>
+    </w:lvl>
+    <w:lvl w:ilvl="5" w:tplc="0809001B" w:tentative="1">
+      <w:start w:val="1"/>
+      <w:numFmt w:val="lowerRoman"/>
+      <w:lvlText w:val="%6."/>
+      <w:lvlJc w:val="right"/>
+      <w:pPr>
+        <w:ind w:left="4669" w:hanging="180"/>
+      </w:pPr>
+    </w:lvl>
+    <w:lvl w:ilvl="6" w:tplc="0809000F" w:tentative="1">
+      <w:start w:val="1"/>
+      <w:numFmt w:val="decimal"/>
+      <w:lvlText w:val="%7."/>
+      <w:lvlJc w:val="left"/>
+      <w:pPr>
+        <w:ind w:left="5389" w:hanging="360"/>
+      </w:pPr>
+    </w:lvl>
+    <w:lvl w:ilvl="7" w:tplc="08090019" w:tentative="1">
+      <w:start w:val="1"/>
+      <w:numFmt w:val="lowerLetter"/>
+      <w:lvlText w:val="%8."/>
+      <w:lvlJc w:val="left"/>
+      <w:pPr>
+        <w:ind w:left="6109" w:hanging="360"/>
+      </w:pPr>
+    </w:lvl>
+    <w:lvl w:ilvl="8" w:tplc="0809001B" w:tentative="1">
+      <w:start w:val="1"/>
+      <w:numFmt w:val="lowerRoman"/>
+      <w:lvlText w:val="%9."/>
+      <w:lvlJc w:val="right"/>
+      <w:pPr>
+        <w:ind w:left="6829" w:hanging="180"/>
+      </w:pPr>
+    </w:lvl>
+  </w:abstractNum>
+  <w:abstractNum w:abstractNumId="5" w15:restartNumberingAfterBreak="0">
+    <w:nsid w:val="23F4126A"/>
+    <w:multiLevelType w:val="hybridMultilevel"/>
+    <w:tmpl w:val="187A795C"/>
+    <w:lvl w:ilvl="0" w:tplc="8B52684E">
+      <w:start w:val="1"/>
+      <w:numFmt w:val="decimal"/>
+      <w:lvlText w:val="%1)"/>
+      <w:lvlJc w:val="left"/>
+      <w:pPr>
+        <w:ind w:left="1069" w:hanging="360"/>
+      </w:pPr>
+      <w:rPr>
+        <w:rFonts w:hint="default"/>
+      </w:rPr>
+    </w:lvl>
+    <w:lvl w:ilvl="1" w:tplc="08090019" w:tentative="1">
+      <w:start w:val="1"/>
+      <w:numFmt w:val="lowerLetter"/>
+      <w:lvlText w:val="%2."/>
+      <w:lvlJc w:val="left"/>
+      <w:pPr>
+        <w:ind w:left="1789" w:hanging="360"/>
+      </w:pPr>
+    </w:lvl>
+    <w:lvl w:ilvl="2" w:tplc="0809001B" w:tentative="1">
+      <w:start w:val="1"/>
+      <w:numFmt w:val="lowerRoman"/>
+      <w:lvlText w:val="%3."/>
+      <w:lvlJc w:val="right"/>
+      <w:pPr>
+        <w:ind w:left="2509" w:hanging="180"/>
+      </w:pPr>
+    </w:lvl>
+    <w:lvl w:ilvl="3" w:tplc="0809000F" w:tentative="1">
+      <w:start w:val="1"/>
+      <w:numFmt w:val="decimal"/>
+      <w:lvlText w:val="%4."/>
+      <w:lvlJc w:val="left"/>
+      <w:pPr>
+        <w:ind w:left="3229" w:hanging="360"/>
+      </w:pPr>
+    </w:lvl>
+    <w:lvl w:ilvl="4" w:tplc="08090019" w:tentative="1">
+      <w:start w:val="1"/>
+      <w:numFmt w:val="lowerLetter"/>
+      <w:lvlText w:val="%5."/>
+      <w:lvlJc w:val="left"/>
+      <w:pPr>
+        <w:ind w:left="3949" w:hanging="360"/>
+      </w:pPr>
+    </w:lvl>
+    <w:lvl w:ilvl="5" w:tplc="0809001B" w:tentative="1">
+      <w:start w:val="1"/>
+      <w:numFmt w:val="lowerRoman"/>
+      <w:lvlText w:val="%6."/>
+      <w:lvlJc w:val="right"/>
+      <w:pPr>
+        <w:ind w:left="4669" w:hanging="180"/>
+      </w:pPr>
+    </w:lvl>
+    <w:lvl w:ilvl="6" w:tplc="0809000F" w:tentative="1">
+      <w:start w:val="1"/>
+      <w:numFmt w:val="decimal"/>
+      <w:lvlText w:val="%7."/>
+      <w:lvlJc w:val="left"/>
+      <w:pPr>
+        <w:ind w:left="5389" w:hanging="360"/>
+      </w:pPr>
+    </w:lvl>
+    <w:lvl w:ilvl="7" w:tplc="08090019" w:tentative="1">
+      <w:start w:val="1"/>
+      <w:numFmt w:val="lowerLetter"/>
+      <w:lvlText w:val="%8."/>
+      <w:lvlJc w:val="left"/>
+      <w:pPr>
+        <w:ind w:left="6109" w:hanging="360"/>
+      </w:pPr>
+    </w:lvl>
+    <w:lvl w:ilvl="8" w:tplc="0809001B" w:tentative="1">
+      <w:start w:val="1"/>
+      <w:numFmt w:val="lowerRoman"/>
+      <w:lvlText w:val="%9."/>
+      <w:lvlJc w:val="right"/>
+      <w:pPr>
+        <w:ind w:left="6829" w:hanging="180"/>
+      </w:pPr>
+    </w:lvl>
+  </w:abstractNum>
+  <w:abstractNum w:abstractNumId="6" w15:restartNumberingAfterBreak="0">
     <w:nsid w:val="29641DD2"/>
     <w:multiLevelType w:val="multilevel"/>
     <w:tmpl w:val="7A5CA8EE"/>
@@ -11127,7 +12725,7 @@
       </w:rPr>
     </w:lvl>
   </w:abstractNum>
-  <w:abstractNum w:abstractNumId="4" w15:restartNumberingAfterBreak="0">
+  <w:abstractNum w:abstractNumId="7" w15:restartNumberingAfterBreak="0">
     <w:nsid w:val="2F382A30"/>
     <w:multiLevelType w:val="hybridMultilevel"/>
     <w:tmpl w:val="540E0110"/>
@@ -11232,6 +12830,321 @@
       </w:rPr>
     </w:lvl>
     <w:lvl w:ilvl="8" w:tplc="04190005" w:tentative="1">
+      <w:start w:val="1"/>
+      <w:numFmt w:val="bullet"/>
+      <w:lvlText w:val=""/>
+      <w:lvlJc w:val="left"/>
+      <w:pPr>
+        <w:ind w:left="6480" w:hanging="360"/>
+      </w:pPr>
+      <w:rPr>
+        <w:rFonts w:ascii="Wingdings" w:hAnsi="Wingdings" w:hint="default"/>
+      </w:rPr>
+    </w:lvl>
+  </w:abstractNum>
+  <w:abstractNum w:abstractNumId="8" w15:restartNumberingAfterBreak="0">
+    <w:nsid w:val="3BF90851"/>
+    <w:multiLevelType w:val="hybridMultilevel"/>
+    <w:tmpl w:val="7BFAC040"/>
+    <w:lvl w:ilvl="0" w:tplc="08090001">
+      <w:start w:val="1"/>
+      <w:numFmt w:val="bullet"/>
+      <w:lvlText w:val=""/>
+      <w:lvlJc w:val="left"/>
+      <w:pPr>
+        <w:ind w:left="1429" w:hanging="360"/>
+      </w:pPr>
+      <w:rPr>
+        <w:rFonts w:ascii="Symbol" w:hAnsi="Symbol" w:hint="default"/>
+      </w:rPr>
+    </w:lvl>
+    <w:lvl w:ilvl="1" w:tplc="08090003" w:tentative="1">
+      <w:start w:val="1"/>
+      <w:numFmt w:val="bullet"/>
+      <w:lvlText w:val="o"/>
+      <w:lvlJc w:val="left"/>
+      <w:pPr>
+        <w:ind w:left="2149" w:hanging="360"/>
+      </w:pPr>
+      <w:rPr>
+        <w:rFonts w:ascii="Courier New" w:hAnsi="Courier New" w:cs="Courier New" w:hint="default"/>
+      </w:rPr>
+    </w:lvl>
+    <w:lvl w:ilvl="2" w:tplc="08090005" w:tentative="1">
+      <w:start w:val="1"/>
+      <w:numFmt w:val="bullet"/>
+      <w:lvlText w:val=""/>
+      <w:lvlJc w:val="left"/>
+      <w:pPr>
+        <w:ind w:left="2869" w:hanging="360"/>
+      </w:pPr>
+      <w:rPr>
+        <w:rFonts w:ascii="Wingdings" w:hAnsi="Wingdings" w:hint="default"/>
+      </w:rPr>
+    </w:lvl>
+    <w:lvl w:ilvl="3" w:tplc="08090001" w:tentative="1">
+      <w:start w:val="1"/>
+      <w:numFmt w:val="bullet"/>
+      <w:lvlText w:val=""/>
+      <w:lvlJc w:val="left"/>
+      <w:pPr>
+        <w:ind w:left="3589" w:hanging="360"/>
+      </w:pPr>
+      <w:rPr>
+        <w:rFonts w:ascii="Symbol" w:hAnsi="Symbol" w:hint="default"/>
+      </w:rPr>
+    </w:lvl>
+    <w:lvl w:ilvl="4" w:tplc="08090003" w:tentative="1">
+      <w:start w:val="1"/>
+      <w:numFmt w:val="bullet"/>
+      <w:lvlText w:val="o"/>
+      <w:lvlJc w:val="left"/>
+      <w:pPr>
+        <w:ind w:left="4309" w:hanging="360"/>
+      </w:pPr>
+      <w:rPr>
+        <w:rFonts w:ascii="Courier New" w:hAnsi="Courier New" w:cs="Courier New" w:hint="default"/>
+      </w:rPr>
+    </w:lvl>
+    <w:lvl w:ilvl="5" w:tplc="08090005" w:tentative="1">
+      <w:start w:val="1"/>
+      <w:numFmt w:val="bullet"/>
+      <w:lvlText w:val=""/>
+      <w:lvlJc w:val="left"/>
+      <w:pPr>
+        <w:ind w:left="5029" w:hanging="360"/>
+      </w:pPr>
+      <w:rPr>
+        <w:rFonts w:ascii="Wingdings" w:hAnsi="Wingdings" w:hint="default"/>
+      </w:rPr>
+    </w:lvl>
+    <w:lvl w:ilvl="6" w:tplc="08090001" w:tentative="1">
+      <w:start w:val="1"/>
+      <w:numFmt w:val="bullet"/>
+      <w:lvlText w:val=""/>
+      <w:lvlJc w:val="left"/>
+      <w:pPr>
+        <w:ind w:left="5749" w:hanging="360"/>
+      </w:pPr>
+      <w:rPr>
+        <w:rFonts w:ascii="Symbol" w:hAnsi="Symbol" w:hint="default"/>
+      </w:rPr>
+    </w:lvl>
+    <w:lvl w:ilvl="7" w:tplc="08090003" w:tentative="1">
+      <w:start w:val="1"/>
+      <w:numFmt w:val="bullet"/>
+      <w:lvlText w:val="o"/>
+      <w:lvlJc w:val="left"/>
+      <w:pPr>
+        <w:ind w:left="6469" w:hanging="360"/>
+      </w:pPr>
+      <w:rPr>
+        <w:rFonts w:ascii="Courier New" w:hAnsi="Courier New" w:cs="Courier New" w:hint="default"/>
+      </w:rPr>
+    </w:lvl>
+    <w:lvl w:ilvl="8" w:tplc="08090005" w:tentative="1">
+      <w:start w:val="1"/>
+      <w:numFmt w:val="bullet"/>
+      <w:lvlText w:val=""/>
+      <w:lvlJc w:val="left"/>
+      <w:pPr>
+        <w:ind w:left="7189" w:hanging="360"/>
+      </w:pPr>
+      <w:rPr>
+        <w:rFonts w:ascii="Wingdings" w:hAnsi="Wingdings" w:hint="default"/>
+      </w:rPr>
+    </w:lvl>
+  </w:abstractNum>
+  <w:abstractNum w:abstractNumId="9" w15:restartNumberingAfterBreak="0">
+    <w:nsid w:val="610727A5"/>
+    <w:multiLevelType w:val="hybridMultilevel"/>
+    <w:tmpl w:val="6352BD5E"/>
+    <w:lvl w:ilvl="0" w:tplc="516C0CE0">
+      <w:start w:val="1"/>
+      <w:numFmt w:val="decimal"/>
+      <w:lvlText w:val="%1)"/>
+      <w:lvlJc w:val="left"/>
+      <w:pPr>
+        <w:ind w:left="1069" w:hanging="360"/>
+      </w:pPr>
+      <w:rPr>
+        <w:rFonts w:hint="default"/>
+      </w:rPr>
+    </w:lvl>
+    <w:lvl w:ilvl="1" w:tplc="08090019" w:tentative="1">
+      <w:start w:val="1"/>
+      <w:numFmt w:val="lowerLetter"/>
+      <w:lvlText w:val="%2."/>
+      <w:lvlJc w:val="left"/>
+      <w:pPr>
+        <w:ind w:left="1789" w:hanging="360"/>
+      </w:pPr>
+    </w:lvl>
+    <w:lvl w:ilvl="2" w:tplc="0809001B" w:tentative="1">
+      <w:start w:val="1"/>
+      <w:numFmt w:val="lowerRoman"/>
+      <w:lvlText w:val="%3."/>
+      <w:lvlJc w:val="right"/>
+      <w:pPr>
+        <w:ind w:left="2509" w:hanging="180"/>
+      </w:pPr>
+    </w:lvl>
+    <w:lvl w:ilvl="3" w:tplc="0809000F" w:tentative="1">
+      <w:start w:val="1"/>
+      <w:numFmt w:val="decimal"/>
+      <w:lvlText w:val="%4."/>
+      <w:lvlJc w:val="left"/>
+      <w:pPr>
+        <w:ind w:left="3229" w:hanging="360"/>
+      </w:pPr>
+    </w:lvl>
+    <w:lvl w:ilvl="4" w:tplc="08090019" w:tentative="1">
+      <w:start w:val="1"/>
+      <w:numFmt w:val="lowerLetter"/>
+      <w:lvlText w:val="%5."/>
+      <w:lvlJc w:val="left"/>
+      <w:pPr>
+        <w:ind w:left="3949" w:hanging="360"/>
+      </w:pPr>
+    </w:lvl>
+    <w:lvl w:ilvl="5" w:tplc="0809001B" w:tentative="1">
+      <w:start w:val="1"/>
+      <w:numFmt w:val="lowerRoman"/>
+      <w:lvlText w:val="%6."/>
+      <w:lvlJc w:val="right"/>
+      <w:pPr>
+        <w:ind w:left="4669" w:hanging="180"/>
+      </w:pPr>
+    </w:lvl>
+    <w:lvl w:ilvl="6" w:tplc="0809000F" w:tentative="1">
+      <w:start w:val="1"/>
+      <w:numFmt w:val="decimal"/>
+      <w:lvlText w:val="%7."/>
+      <w:lvlJc w:val="left"/>
+      <w:pPr>
+        <w:ind w:left="5389" w:hanging="360"/>
+      </w:pPr>
+    </w:lvl>
+    <w:lvl w:ilvl="7" w:tplc="08090019" w:tentative="1">
+      <w:start w:val="1"/>
+      <w:numFmt w:val="lowerLetter"/>
+      <w:lvlText w:val="%8."/>
+      <w:lvlJc w:val="left"/>
+      <w:pPr>
+        <w:ind w:left="6109" w:hanging="360"/>
+      </w:pPr>
+    </w:lvl>
+    <w:lvl w:ilvl="8" w:tplc="0809001B" w:tentative="1">
+      <w:start w:val="1"/>
+      <w:numFmt w:val="lowerRoman"/>
+      <w:lvlText w:val="%9."/>
+      <w:lvlJc w:val="right"/>
+      <w:pPr>
+        <w:ind w:left="6829" w:hanging="180"/>
+      </w:pPr>
+    </w:lvl>
+  </w:abstractNum>
+  <w:abstractNum w:abstractNumId="10" w15:restartNumberingAfterBreak="0">
+    <w:nsid w:val="772B7E53"/>
+    <w:multiLevelType w:val="hybridMultilevel"/>
+    <w:tmpl w:val="EEAA8F1A"/>
+    <w:lvl w:ilvl="0" w:tplc="08090001">
+      <w:start w:val="1"/>
+      <w:numFmt w:val="bullet"/>
+      <w:lvlText w:val=""/>
+      <w:lvlJc w:val="left"/>
+      <w:pPr>
+        <w:ind w:left="720" w:hanging="360"/>
+      </w:pPr>
+      <w:rPr>
+        <w:rFonts w:ascii="Symbol" w:hAnsi="Symbol" w:hint="default"/>
+      </w:rPr>
+    </w:lvl>
+    <w:lvl w:ilvl="1" w:tplc="08090003" w:tentative="1">
+      <w:start w:val="1"/>
+      <w:numFmt w:val="bullet"/>
+      <w:lvlText w:val="o"/>
+      <w:lvlJc w:val="left"/>
+      <w:pPr>
+        <w:ind w:left="1440" w:hanging="360"/>
+      </w:pPr>
+      <w:rPr>
+        <w:rFonts w:ascii="Courier New" w:hAnsi="Courier New" w:cs="Courier New" w:hint="default"/>
+      </w:rPr>
+    </w:lvl>
+    <w:lvl w:ilvl="2" w:tplc="08090005" w:tentative="1">
+      <w:start w:val="1"/>
+      <w:numFmt w:val="bullet"/>
+      <w:lvlText w:val=""/>
+      <w:lvlJc w:val="left"/>
+      <w:pPr>
+        <w:ind w:left="2160" w:hanging="360"/>
+      </w:pPr>
+      <w:rPr>
+        <w:rFonts w:ascii="Wingdings" w:hAnsi="Wingdings" w:hint="default"/>
+      </w:rPr>
+    </w:lvl>
+    <w:lvl w:ilvl="3" w:tplc="08090001" w:tentative="1">
+      <w:start w:val="1"/>
+      <w:numFmt w:val="bullet"/>
+      <w:lvlText w:val=""/>
+      <w:lvlJc w:val="left"/>
+      <w:pPr>
+        <w:ind w:left="2880" w:hanging="360"/>
+      </w:pPr>
+      <w:rPr>
+        <w:rFonts w:ascii="Symbol" w:hAnsi="Symbol" w:hint="default"/>
+      </w:rPr>
+    </w:lvl>
+    <w:lvl w:ilvl="4" w:tplc="08090003" w:tentative="1">
+      <w:start w:val="1"/>
+      <w:numFmt w:val="bullet"/>
+      <w:lvlText w:val="o"/>
+      <w:lvlJc w:val="left"/>
+      <w:pPr>
+        <w:ind w:left="3600" w:hanging="360"/>
+      </w:pPr>
+      <w:rPr>
+        <w:rFonts w:ascii="Courier New" w:hAnsi="Courier New" w:cs="Courier New" w:hint="default"/>
+      </w:rPr>
+    </w:lvl>
+    <w:lvl w:ilvl="5" w:tplc="08090005" w:tentative="1">
+      <w:start w:val="1"/>
+      <w:numFmt w:val="bullet"/>
+      <w:lvlText w:val=""/>
+      <w:lvlJc w:val="left"/>
+      <w:pPr>
+        <w:ind w:left="4320" w:hanging="360"/>
+      </w:pPr>
+      <w:rPr>
+        <w:rFonts w:ascii="Wingdings" w:hAnsi="Wingdings" w:hint="default"/>
+      </w:rPr>
+    </w:lvl>
+    <w:lvl w:ilvl="6" w:tplc="08090001" w:tentative="1">
+      <w:start w:val="1"/>
+      <w:numFmt w:val="bullet"/>
+      <w:lvlText w:val=""/>
+      <w:lvlJc w:val="left"/>
+      <w:pPr>
+        <w:ind w:left="5040" w:hanging="360"/>
+      </w:pPr>
+      <w:rPr>
+        <w:rFonts w:ascii="Symbol" w:hAnsi="Symbol" w:hint="default"/>
+      </w:rPr>
+    </w:lvl>
+    <w:lvl w:ilvl="7" w:tplc="08090003" w:tentative="1">
+      <w:start w:val="1"/>
+      <w:numFmt w:val="bullet"/>
+      <w:lvlText w:val="o"/>
+      <w:lvlJc w:val="left"/>
+      <w:pPr>
+        <w:ind w:left="5760" w:hanging="360"/>
+      </w:pPr>
+      <w:rPr>
+        <w:rFonts w:ascii="Courier New" w:hAnsi="Courier New" w:cs="Courier New" w:hint="default"/>
+      </w:rPr>
+    </w:lvl>
+    <w:lvl w:ilvl="8" w:tplc="08090005" w:tentative="1">
       <w:start w:val="1"/>
       <w:numFmt w:val="bullet"/>
       <w:lvlText w:val=""/>
@@ -11251,7 +13164,7 @@
     <w:abstractNumId w:val="1"/>
   </w:num>
   <w:num w:numId="3" w16cid:durableId="570578202">
-    <w:abstractNumId w:val="4"/>
+    <w:abstractNumId w:val="7"/>
   </w:num>
   <w:num w:numId="4" w16cid:durableId="2137988813">
     <w:abstractNumId w:val="0"/>
@@ -11260,10 +13173,28 @@
     <w:abstractNumId w:val="0"/>
   </w:num>
   <w:num w:numId="6" w16cid:durableId="833841477">
-    <w:abstractNumId w:val="2"/>
+    <w:abstractNumId w:val="5"/>
   </w:num>
   <w:num w:numId="7" w16cid:durableId="497766467">
+    <w:abstractNumId w:val="6"/>
+  </w:num>
+  <w:num w:numId="8" w16cid:durableId="1451898804">
+    <w:abstractNumId w:val="9"/>
+  </w:num>
+  <w:num w:numId="9" w16cid:durableId="1143037480">
     <w:abstractNumId w:val="3"/>
+  </w:num>
+  <w:num w:numId="10" w16cid:durableId="1669018944">
+    <w:abstractNumId w:val="4"/>
+  </w:num>
+  <w:num w:numId="11" w16cid:durableId="1113404982">
+    <w:abstractNumId w:val="10"/>
+  </w:num>
+  <w:num w:numId="12" w16cid:durableId="410007009">
+    <w:abstractNumId w:val="8"/>
+  </w:num>
+  <w:num w:numId="13" w16cid:durableId="809983055">
+    <w:abstractNumId w:val="2"/>
   </w:num>
 </w:numbering>
 </file>
@@ -11957,7 +13888,6 @@
     <w:name w:val="List Number"/>
     <w:basedOn w:val="Normal"/>
     <w:uiPriority w:val="99"/>
-    <w:semiHidden/>
     <w:unhideWhenUsed/>
     <w:rsid w:val="00F10797"/>
     <w:pPr>
@@ -12591,6 +14521,18 @@
       <w:bCs/>
     </w:rPr>
   </w:style>
+  <w:style w:type="character" w:styleId="UnresolvedMention">
+    <w:name w:val="Unresolved Mention"/>
+    <w:basedOn w:val="DefaultParagraphFont"/>
+    <w:uiPriority w:val="99"/>
+    <w:semiHidden/>
+    <w:unhideWhenUsed/>
+    <w:rsid w:val="00913988"/>
+    <w:rPr>
+      <w:color w:val="605E5C"/>
+      <w:shd w:val="clear" w:color="auto" w:fill="E1DFDD"/>
+    </w:rPr>
+  </w:style>
 </w:styles>
 </file>
 
